--- a/Document_Developpeur_Maison_du_Livre.docx
+++ b/Document_Developpeur_Maison_du_Livre.docx
@@ -460,8 +460,91 @@
       </w:pPr>
       <w:r>
         <w:rPr>
+          <w:sz w:val="24"/>
+          <w:szCs w:val="24"/>
+          <w:lang w:val="fr-FR"/>
+        </w:rPr>
+        <w:t xml:space="preserve">Diagramme des classes original : </w:t>
+      </w:r>
+    </w:p>
+    <w:p>
+      <w:pPr>
+        <w:rPr>
+          <w:sz w:val="24"/>
+          <w:szCs w:val="24"/>
+          <w:lang w:val="fr-FR"/>
+        </w:rPr>
+      </w:pPr>
+      <w:r>
+        <w:rPr>
           <w:noProof/>
         </w:rPr>
+        <w:drawing>
+          <wp:anchor distT="0" distB="0" distL="114300" distR="114300" simplePos="0" relativeHeight="251658240" behindDoc="0" locked="0" layoutInCell="1" allowOverlap="1" wp14:anchorId="20E2372A" wp14:editId="447E72B2">
+            <wp:simplePos x="0" y="0"/>
+            <wp:positionH relativeFrom="column">
+              <wp:posOffset>1041400</wp:posOffset>
+            </wp:positionH>
+            <wp:positionV relativeFrom="paragraph">
+              <wp:posOffset>76200</wp:posOffset>
+            </wp:positionV>
+            <wp:extent cx="3835400" cy="5793331"/>
+            <wp:effectExtent l="0" t="0" r="0" b="0"/>
+            <wp:wrapThrough wrapText="bothSides">
+              <wp:wrapPolygon edited="0">
+                <wp:start x="0" y="0"/>
+                <wp:lineTo x="0" y="21522"/>
+                <wp:lineTo x="21457" y="21522"/>
+                <wp:lineTo x="21457" y="0"/>
+                <wp:lineTo x="0" y="0"/>
+              </wp:wrapPolygon>
+            </wp:wrapThrough>
+            <wp:docPr id="1455320295" name="Image 1"/>
+            <wp:cNvGraphicFramePr>
+              <a:graphicFrameLocks xmlns:a="http://schemas.openxmlformats.org/drawingml/2006/main" noChangeAspect="1"/>
+            </wp:cNvGraphicFramePr>
+            <a:graphic xmlns:a="http://schemas.openxmlformats.org/drawingml/2006/main">
+              <a:graphicData uri="http://schemas.openxmlformats.org/drawingml/2006/picture">
+                <pic:pic xmlns:pic="http://schemas.openxmlformats.org/drawingml/2006/picture">
+                  <pic:nvPicPr>
+                    <pic:cNvPr id="1455320295" name=""/>
+                    <pic:cNvPicPr/>
+                  </pic:nvPicPr>
+                  <pic:blipFill>
+                    <a:blip r:embed="rId8"/>
+                    <a:stretch>
+                      <a:fillRect/>
+                    </a:stretch>
+                  </pic:blipFill>
+                  <pic:spPr>
+                    <a:xfrm>
+                      <a:off x="0" y="0"/>
+                      <a:ext cx="3835400" cy="5793331"/>
+                    </a:xfrm>
+                    <a:prstGeom prst="rect">
+                      <a:avLst/>
+                    </a:prstGeom>
+                  </pic:spPr>
+                </pic:pic>
+              </a:graphicData>
+            </a:graphic>
+          </wp:anchor>
+        </w:drawing>
+      </w:r>
+    </w:p>
+    <w:p>
+      <w:pPr>
+        <w:rPr>
+          <w:sz w:val="24"/>
+          <w:szCs w:val="24"/>
+          <w:lang w:val="fr-FR"/>
+        </w:rPr>
+      </w:pPr>
+      <w:r>
+        <w:rPr>
+          <w:noProof/>
+        </w:rPr>
+        <w:lastRenderedPageBreak/>
         <w:drawing>
           <wp:inline distT="0" distB="0" distL="0" distR="0" wp14:anchorId="6935DE5E" wp14:editId="7A067285">
             <wp:extent cx="5486400" cy="3071495"/>
@@ -480,7 +563,7 @@
                     </pic:cNvPicPr>
                   </pic:nvPicPr>
                   <pic:blipFill>
-                    <a:blip r:embed="rId6">
+                    <a:blip r:embed="rId9">
                       <a:extLst>
                         <a:ext uri="{28A0092B-C50C-407E-A947-70E740481C1C}">
                           <a14:useLocalDpi xmlns:a14="http://schemas.microsoft.com/office/drawing/2010/main" val="0"/>
@@ -526,58 +609,3059 @@
           <w:szCs w:val="24"/>
           <w:lang w:val="fr-FR"/>
         </w:rPr>
-        <w:t xml:space="preserve">Voici le MLD que j’ai utilisé pour le site bien que ce n’est pas celui qui était initialement prévu. Il est effectivement beaucoup plus restreint que ce que je voulais utilisé au début </w:t>
+        <w:t xml:space="preserve">Voici le MLD que j’ai utilisé pour le site bien que ce n’est pas celui qui était initialement prévu. Il est effectivement beaucoup plus restreint que ce que je voulais </w:t>
+      </w:r>
+      <w:r>
+        <w:rPr>
+          <w:sz w:val="24"/>
+          <w:szCs w:val="24"/>
+          <w:lang w:val="fr-FR"/>
+        </w:rPr>
+        <w:t>utiliser</w:t>
+      </w:r>
+      <w:r>
+        <w:rPr>
+          <w:sz w:val="24"/>
+          <w:szCs w:val="24"/>
+          <w:lang w:val="fr-FR"/>
+        </w:rPr>
+        <w:t xml:space="preserve"> au début </w:t>
+      </w:r>
+      <w:r>
+        <w:rPr>
+          <w:sz w:val="24"/>
+          <w:szCs w:val="24"/>
+          <w:lang w:val="fr-FR"/>
+        </w:rPr>
+        <w:t xml:space="preserve">comme le montre le diagramme des classes mais aussi le </w:t>
+      </w:r>
+      <w:proofErr w:type="spellStart"/>
+      <w:r>
+        <w:rPr>
+          <w:sz w:val="24"/>
+          <w:szCs w:val="24"/>
+          <w:lang w:val="fr-FR"/>
+        </w:rPr>
+        <w:t>mpd</w:t>
+      </w:r>
+      <w:proofErr w:type="spellEnd"/>
+      <w:r>
+        <w:rPr>
+          <w:sz w:val="24"/>
+          <w:szCs w:val="24"/>
+          <w:lang w:val="fr-FR"/>
+        </w:rPr>
+        <w:t xml:space="preserve"> par la suite.</w:t>
       </w:r>
     </w:p>
     <w:p>
       <w:pPr>
-        <w:pStyle w:val="Titre2"/>
-        <w:rPr>
-          <w:rFonts w:asciiTheme="minorHAnsi" w:hAnsiTheme="minorHAnsi"/>
-          <w:sz w:val="24"/>
-          <w:szCs w:val="24"/>
-          <w:lang w:val="fr-FR"/>
-        </w:rPr>
-      </w:pPr>
-      <w:r>
-        <w:rPr>
-          <w:rFonts w:asciiTheme="minorHAnsi" w:hAnsiTheme="minorHAnsi"/>
-          <w:sz w:val="24"/>
-          <w:szCs w:val="24"/>
-          <w:lang w:val="fr-FR"/>
-        </w:rPr>
-        <w:t>3. Tests effectués</w:t>
+        <w:rPr>
+          <w:sz w:val="24"/>
+          <w:szCs w:val="24"/>
+          <w:lang w:val="fr-FR"/>
+        </w:rPr>
+      </w:pPr>
+      <w:r>
+        <w:rPr>
+          <w:sz w:val="24"/>
+          <w:szCs w:val="24"/>
+          <w:lang w:val="fr-FR"/>
+        </w:rPr>
+        <w:t xml:space="preserve">Voici le MPD original de ce projet : </w:t>
       </w:r>
     </w:p>
     <w:p>
       <w:pPr>
         <w:rPr>
-          <w:sz w:val="24"/>
-          <w:szCs w:val="24"/>
-          <w:lang w:val="fr-FR"/>
-        </w:rPr>
-      </w:pPr>
-      <w:r>
-        <w:rPr>
-          <w:rFonts w:ascii="Segoe UI Symbol" w:hAnsi="Segoe UI Symbol" w:cs="Segoe UI Symbol"/>
-          <w:sz w:val="24"/>
-          <w:szCs w:val="24"/>
-          <w:lang w:val="fr-FR"/>
-        </w:rPr>
-        <w:t>✔</w:t>
-      </w:r>
-      <w:r>
-        <w:rPr>
-          <w:sz w:val="24"/>
-          <w:szCs w:val="24"/>
-          <w:lang w:val="fr-FR"/>
-        </w:rPr>
-        <w:t xml:space="preserve"> Tests base de données</w:t>
+          <w:b/>
+          <w:bCs/>
+          <w:sz w:val="24"/>
+          <w:szCs w:val="24"/>
+          <w:lang w:val="fr-FR"/>
+        </w:rPr>
+      </w:pPr>
+      <w:r>
+        <w:rPr>
+          <w:b/>
+          <w:bCs/>
+          <w:sz w:val="24"/>
+          <w:szCs w:val="24"/>
+          <w:lang w:val="fr-FR"/>
+        </w:rPr>
+        <w:t>Tables et Attributs</w:t>
       </w:r>
     </w:p>
     <w:p>
       <w:pPr>
         <w:rPr>
+          <w:b/>
+          <w:bCs/>
+          <w:sz w:val="24"/>
+          <w:szCs w:val="24"/>
+          <w:lang w:val="fr-FR"/>
+        </w:rPr>
+      </w:pPr>
+      <w:r>
+        <w:rPr>
+          <w:b/>
+          <w:bCs/>
+          <w:sz w:val="24"/>
+          <w:szCs w:val="24"/>
+          <w:lang w:val="fr-FR"/>
+        </w:rPr>
+        <w:t>Document</w:t>
+      </w:r>
+    </w:p>
+    <w:p>
+      <w:pPr>
+        <w:numPr>
+          <w:ilvl w:val="0"/>
+          <w:numId w:val="10"/>
+        </w:numPr>
+        <w:rPr>
+          <w:sz w:val="24"/>
+          <w:szCs w:val="24"/>
+          <w:lang w:val="fr-FR"/>
+        </w:rPr>
+      </w:pPr>
+      <w:proofErr w:type="spellStart"/>
+      <w:r>
+        <w:rPr>
+          <w:b/>
+          <w:bCs/>
+          <w:sz w:val="24"/>
+          <w:szCs w:val="24"/>
+          <w:lang w:val="fr-FR"/>
+        </w:rPr>
+        <w:t>id_document</w:t>
+      </w:r>
+      <w:proofErr w:type="spellEnd"/>
+      <w:r>
+        <w:rPr>
+          <w:sz w:val="24"/>
+          <w:szCs w:val="24"/>
+          <w:lang w:val="fr-FR"/>
+        </w:rPr>
+        <w:t xml:space="preserve"> (PK) : Identifiant unique</w:t>
+      </w:r>
+    </w:p>
+    <w:p>
+      <w:pPr>
+        <w:numPr>
+          <w:ilvl w:val="0"/>
+          <w:numId w:val="10"/>
+        </w:numPr>
+        <w:rPr>
+          <w:sz w:val="24"/>
+          <w:szCs w:val="24"/>
+          <w:lang w:val="fr-FR"/>
+        </w:rPr>
+      </w:pPr>
+      <w:proofErr w:type="spellStart"/>
+      <w:r>
+        <w:rPr>
+          <w:b/>
+          <w:bCs/>
+          <w:sz w:val="24"/>
+          <w:szCs w:val="24"/>
+          <w:lang w:val="fr-FR"/>
+        </w:rPr>
+        <w:t>type_document</w:t>
+      </w:r>
+      <w:proofErr w:type="spellEnd"/>
+      <w:r>
+        <w:rPr>
+          <w:sz w:val="24"/>
+          <w:szCs w:val="24"/>
+          <w:lang w:val="fr-FR"/>
+        </w:rPr>
+        <w:t xml:space="preserve"> : Type de document (livre, CD, DVD, etc.)</w:t>
+      </w:r>
+    </w:p>
+    <w:p>
+      <w:pPr>
+        <w:numPr>
+          <w:ilvl w:val="0"/>
+          <w:numId w:val="10"/>
+        </w:numPr>
+        <w:rPr>
+          <w:sz w:val="24"/>
+          <w:szCs w:val="24"/>
+          <w:lang w:val="fr-FR"/>
+        </w:rPr>
+      </w:pPr>
+      <w:r>
+        <w:rPr>
+          <w:b/>
+          <w:bCs/>
+          <w:sz w:val="24"/>
+          <w:szCs w:val="24"/>
+          <w:lang w:val="fr-FR"/>
+        </w:rPr>
+        <w:t>titre</w:t>
+      </w:r>
+      <w:r>
+        <w:rPr>
+          <w:sz w:val="24"/>
+          <w:szCs w:val="24"/>
+          <w:lang w:val="fr-FR"/>
+        </w:rPr>
+        <w:t xml:space="preserve"> : Titre du document</w:t>
+      </w:r>
+    </w:p>
+    <w:p>
+      <w:pPr>
+        <w:numPr>
+          <w:ilvl w:val="0"/>
+          <w:numId w:val="10"/>
+        </w:numPr>
+        <w:rPr>
+          <w:sz w:val="24"/>
+          <w:szCs w:val="24"/>
+          <w:lang w:val="fr-FR"/>
+        </w:rPr>
+      </w:pPr>
+      <w:r>
+        <w:rPr>
+          <w:b/>
+          <w:bCs/>
+          <w:sz w:val="24"/>
+          <w:szCs w:val="24"/>
+          <w:lang w:val="fr-FR"/>
+        </w:rPr>
+        <w:t>auteur</w:t>
+      </w:r>
+      <w:r>
+        <w:rPr>
+          <w:sz w:val="24"/>
+          <w:szCs w:val="24"/>
+          <w:lang w:val="fr-FR"/>
+        </w:rPr>
+        <w:t xml:space="preserve"> : Auteur du document</w:t>
+      </w:r>
+    </w:p>
+    <w:p>
+      <w:pPr>
+        <w:numPr>
+          <w:ilvl w:val="0"/>
+          <w:numId w:val="10"/>
+        </w:numPr>
+        <w:rPr>
+          <w:sz w:val="24"/>
+          <w:szCs w:val="24"/>
+          <w:lang w:val="fr-FR"/>
+        </w:rPr>
+      </w:pPr>
+      <w:proofErr w:type="spellStart"/>
+      <w:r>
+        <w:rPr>
+          <w:b/>
+          <w:bCs/>
+          <w:sz w:val="24"/>
+          <w:szCs w:val="24"/>
+          <w:lang w:val="fr-FR"/>
+        </w:rPr>
+        <w:t>date_publication</w:t>
+      </w:r>
+      <w:proofErr w:type="spellEnd"/>
+      <w:r>
+        <w:rPr>
+          <w:sz w:val="24"/>
+          <w:szCs w:val="24"/>
+          <w:lang w:val="fr-FR"/>
+        </w:rPr>
+        <w:t xml:space="preserve"> : Date de publication</w:t>
+      </w:r>
+    </w:p>
+    <w:p>
+      <w:pPr>
+        <w:rPr>
+          <w:b/>
+          <w:bCs/>
+          <w:sz w:val="24"/>
+          <w:szCs w:val="24"/>
+          <w:lang w:val="fr-FR"/>
+        </w:rPr>
+      </w:pPr>
+      <w:r>
+        <w:rPr>
+          <w:b/>
+          <w:bCs/>
+          <w:sz w:val="24"/>
+          <w:szCs w:val="24"/>
+          <w:lang w:val="fr-FR"/>
+        </w:rPr>
+        <w:t>Livre (Sous-table de Document)</w:t>
+      </w:r>
+    </w:p>
+    <w:p>
+      <w:pPr>
+        <w:numPr>
+          <w:ilvl w:val="0"/>
+          <w:numId w:val="11"/>
+        </w:numPr>
+        <w:rPr>
+          <w:sz w:val="24"/>
+          <w:szCs w:val="24"/>
+          <w:lang w:val="fr-FR"/>
+        </w:rPr>
+      </w:pPr>
+      <w:proofErr w:type="spellStart"/>
+      <w:r>
+        <w:rPr>
+          <w:b/>
+          <w:bCs/>
+          <w:sz w:val="24"/>
+          <w:szCs w:val="24"/>
+          <w:lang w:val="fr-FR"/>
+        </w:rPr>
+        <w:t>id_livre</w:t>
+      </w:r>
+      <w:proofErr w:type="spellEnd"/>
+      <w:r>
+        <w:rPr>
+          <w:sz w:val="24"/>
+          <w:szCs w:val="24"/>
+          <w:lang w:val="fr-FR"/>
+        </w:rPr>
+        <w:t xml:space="preserve"> (PK) : Identifiant unique du livre</w:t>
+      </w:r>
+    </w:p>
+    <w:p>
+      <w:pPr>
+        <w:numPr>
+          <w:ilvl w:val="0"/>
+          <w:numId w:val="11"/>
+        </w:numPr>
+        <w:rPr>
+          <w:sz w:val="24"/>
+          <w:szCs w:val="24"/>
+          <w:lang w:val="fr-FR"/>
+        </w:rPr>
+      </w:pPr>
+      <w:proofErr w:type="spellStart"/>
+      <w:r>
+        <w:rPr>
+          <w:b/>
+          <w:bCs/>
+          <w:sz w:val="24"/>
+          <w:szCs w:val="24"/>
+          <w:lang w:val="fr-FR"/>
+        </w:rPr>
+        <w:t>id_document</w:t>
+      </w:r>
+      <w:proofErr w:type="spellEnd"/>
+      <w:r>
+        <w:rPr>
+          <w:sz w:val="24"/>
+          <w:szCs w:val="24"/>
+          <w:lang w:val="fr-FR"/>
+        </w:rPr>
+        <w:t xml:space="preserve"> (FK) : Référence à Document</w:t>
+      </w:r>
+    </w:p>
+    <w:p>
+      <w:pPr>
+        <w:numPr>
+          <w:ilvl w:val="0"/>
+          <w:numId w:val="11"/>
+        </w:numPr>
+        <w:rPr>
+          <w:sz w:val="24"/>
+          <w:szCs w:val="24"/>
+          <w:lang w:val="fr-FR"/>
+        </w:rPr>
+      </w:pPr>
+      <w:r>
+        <w:rPr>
+          <w:b/>
+          <w:bCs/>
+          <w:sz w:val="24"/>
+          <w:szCs w:val="24"/>
+          <w:lang w:val="fr-FR"/>
+        </w:rPr>
+        <w:t>genre</w:t>
+      </w:r>
+      <w:r>
+        <w:rPr>
+          <w:sz w:val="24"/>
+          <w:szCs w:val="24"/>
+          <w:lang w:val="fr-FR"/>
+        </w:rPr>
+        <w:t xml:space="preserve"> : Genre du livre</w:t>
+      </w:r>
+    </w:p>
+    <w:p>
+      <w:pPr>
+        <w:numPr>
+          <w:ilvl w:val="0"/>
+          <w:numId w:val="11"/>
+        </w:numPr>
+        <w:rPr>
+          <w:sz w:val="24"/>
+          <w:szCs w:val="24"/>
+          <w:lang w:val="fr-FR"/>
+        </w:rPr>
+      </w:pPr>
+      <w:proofErr w:type="spellStart"/>
+      <w:r>
+        <w:rPr>
+          <w:b/>
+          <w:bCs/>
+          <w:sz w:val="24"/>
+          <w:szCs w:val="24"/>
+          <w:lang w:val="fr-FR"/>
+        </w:rPr>
+        <w:lastRenderedPageBreak/>
+        <w:t>quantite_disponible</w:t>
+      </w:r>
+      <w:proofErr w:type="spellEnd"/>
+      <w:r>
+        <w:rPr>
+          <w:sz w:val="24"/>
+          <w:szCs w:val="24"/>
+          <w:lang w:val="fr-FR"/>
+        </w:rPr>
+        <w:t xml:space="preserve"> : Quantité de livres disponibles</w:t>
+      </w:r>
+    </w:p>
+    <w:p>
+      <w:pPr>
+        <w:numPr>
+          <w:ilvl w:val="0"/>
+          <w:numId w:val="11"/>
+        </w:numPr>
+        <w:rPr>
+          <w:sz w:val="24"/>
+          <w:szCs w:val="24"/>
+          <w:lang w:val="fr-FR"/>
+        </w:rPr>
+      </w:pPr>
+      <w:r>
+        <w:rPr>
+          <w:b/>
+          <w:bCs/>
+          <w:sz w:val="24"/>
+          <w:szCs w:val="24"/>
+          <w:lang w:val="fr-FR"/>
+        </w:rPr>
+        <w:t>description</w:t>
+      </w:r>
+      <w:r>
+        <w:rPr>
+          <w:sz w:val="24"/>
+          <w:szCs w:val="24"/>
+          <w:lang w:val="fr-FR"/>
+        </w:rPr>
+        <w:t xml:space="preserve"> : Description du livre</w:t>
+      </w:r>
+    </w:p>
+    <w:p>
+      <w:pPr>
+        <w:rPr>
+          <w:b/>
+          <w:bCs/>
+          <w:sz w:val="24"/>
+          <w:szCs w:val="24"/>
+          <w:lang w:val="fr-FR"/>
+        </w:rPr>
+      </w:pPr>
+      <w:r>
+        <w:rPr>
+          <w:b/>
+          <w:bCs/>
+          <w:sz w:val="24"/>
+          <w:szCs w:val="24"/>
+          <w:lang w:val="fr-FR"/>
+        </w:rPr>
+        <w:t>Editeur</w:t>
+      </w:r>
+    </w:p>
+    <w:p>
+      <w:pPr>
+        <w:numPr>
+          <w:ilvl w:val="0"/>
+          <w:numId w:val="12"/>
+        </w:numPr>
+        <w:rPr>
+          <w:sz w:val="24"/>
+          <w:szCs w:val="24"/>
+          <w:lang w:val="fr-FR"/>
+        </w:rPr>
+      </w:pPr>
+      <w:proofErr w:type="spellStart"/>
+      <w:r>
+        <w:rPr>
+          <w:b/>
+          <w:bCs/>
+          <w:sz w:val="24"/>
+          <w:szCs w:val="24"/>
+          <w:lang w:val="fr-FR"/>
+        </w:rPr>
+        <w:t>id_editeur</w:t>
+      </w:r>
+      <w:proofErr w:type="spellEnd"/>
+      <w:r>
+        <w:rPr>
+          <w:sz w:val="24"/>
+          <w:szCs w:val="24"/>
+          <w:lang w:val="fr-FR"/>
+        </w:rPr>
+        <w:t xml:space="preserve"> (PK) : Identifiant unique de l'éditeur</w:t>
+      </w:r>
+    </w:p>
+    <w:p>
+      <w:pPr>
+        <w:numPr>
+          <w:ilvl w:val="0"/>
+          <w:numId w:val="12"/>
+        </w:numPr>
+        <w:rPr>
+          <w:sz w:val="24"/>
+          <w:szCs w:val="24"/>
+          <w:lang w:val="fr-FR"/>
+        </w:rPr>
+      </w:pPr>
+      <w:r>
+        <w:rPr>
+          <w:b/>
+          <w:bCs/>
+          <w:sz w:val="24"/>
+          <w:szCs w:val="24"/>
+          <w:lang w:val="fr-FR"/>
+        </w:rPr>
+        <w:t>nom</w:t>
+      </w:r>
+      <w:r>
+        <w:rPr>
+          <w:sz w:val="24"/>
+          <w:szCs w:val="24"/>
+          <w:lang w:val="fr-FR"/>
+        </w:rPr>
+        <w:t xml:space="preserve"> : Nom de l'éditeur</w:t>
+      </w:r>
+    </w:p>
+    <w:p>
+      <w:pPr>
+        <w:numPr>
+          <w:ilvl w:val="0"/>
+          <w:numId w:val="12"/>
+        </w:numPr>
+        <w:rPr>
+          <w:sz w:val="24"/>
+          <w:szCs w:val="24"/>
+          <w:lang w:val="fr-FR"/>
+        </w:rPr>
+      </w:pPr>
+      <w:r>
+        <w:rPr>
+          <w:b/>
+          <w:bCs/>
+          <w:sz w:val="24"/>
+          <w:szCs w:val="24"/>
+          <w:lang w:val="fr-FR"/>
+        </w:rPr>
+        <w:t>adresse</w:t>
+      </w:r>
+      <w:r>
+        <w:rPr>
+          <w:sz w:val="24"/>
+          <w:szCs w:val="24"/>
+          <w:lang w:val="fr-FR"/>
+        </w:rPr>
+        <w:t xml:space="preserve"> : Adresse de l'éditeur</w:t>
+      </w:r>
+    </w:p>
+    <w:p>
+      <w:pPr>
+        <w:numPr>
+          <w:ilvl w:val="0"/>
+          <w:numId w:val="12"/>
+        </w:numPr>
+        <w:rPr>
+          <w:sz w:val="24"/>
+          <w:szCs w:val="24"/>
+          <w:lang w:val="fr-FR"/>
+        </w:rPr>
+      </w:pPr>
+      <w:r>
+        <w:rPr>
+          <w:b/>
+          <w:bCs/>
+          <w:sz w:val="24"/>
+          <w:szCs w:val="24"/>
+          <w:lang w:val="fr-FR"/>
+        </w:rPr>
+        <w:t>contact</w:t>
+      </w:r>
+      <w:r>
+        <w:rPr>
+          <w:sz w:val="24"/>
+          <w:szCs w:val="24"/>
+          <w:lang w:val="fr-FR"/>
+        </w:rPr>
+        <w:t xml:space="preserve"> : Contact (téléphone, e-mail, etc.)</w:t>
+      </w:r>
+    </w:p>
+    <w:p>
+      <w:pPr>
+        <w:rPr>
+          <w:b/>
+          <w:bCs/>
+          <w:sz w:val="24"/>
+          <w:szCs w:val="24"/>
+          <w:lang w:val="fr-FR"/>
+        </w:rPr>
+      </w:pPr>
+      <w:proofErr w:type="spellStart"/>
+      <w:r>
+        <w:rPr>
+          <w:b/>
+          <w:bCs/>
+          <w:sz w:val="24"/>
+          <w:szCs w:val="24"/>
+          <w:lang w:val="fr-FR"/>
+        </w:rPr>
+        <w:t>Categorie</w:t>
+      </w:r>
+      <w:proofErr w:type="spellEnd"/>
+    </w:p>
+    <w:p>
+      <w:pPr>
+        <w:numPr>
+          <w:ilvl w:val="0"/>
+          <w:numId w:val="13"/>
+        </w:numPr>
+        <w:rPr>
+          <w:sz w:val="24"/>
+          <w:szCs w:val="24"/>
+          <w:lang w:val="fr-FR"/>
+        </w:rPr>
+      </w:pPr>
+      <w:proofErr w:type="spellStart"/>
+      <w:r>
+        <w:rPr>
+          <w:b/>
+          <w:bCs/>
+          <w:sz w:val="24"/>
+          <w:szCs w:val="24"/>
+          <w:lang w:val="fr-FR"/>
+        </w:rPr>
+        <w:t>id_categorie</w:t>
+      </w:r>
+      <w:proofErr w:type="spellEnd"/>
+      <w:r>
+        <w:rPr>
+          <w:sz w:val="24"/>
+          <w:szCs w:val="24"/>
+          <w:lang w:val="fr-FR"/>
+        </w:rPr>
+        <w:t xml:space="preserve"> (PK) : Identifiant unique de la catégorie</w:t>
+      </w:r>
+    </w:p>
+    <w:p>
+      <w:pPr>
+        <w:numPr>
+          <w:ilvl w:val="0"/>
+          <w:numId w:val="13"/>
+        </w:numPr>
+        <w:rPr>
+          <w:sz w:val="24"/>
+          <w:szCs w:val="24"/>
+          <w:lang w:val="fr-FR"/>
+        </w:rPr>
+      </w:pPr>
+      <w:r>
+        <w:rPr>
+          <w:b/>
+          <w:bCs/>
+          <w:sz w:val="24"/>
+          <w:szCs w:val="24"/>
+          <w:lang w:val="fr-FR"/>
+        </w:rPr>
+        <w:t>nom</w:t>
+      </w:r>
+      <w:r>
+        <w:rPr>
+          <w:sz w:val="24"/>
+          <w:szCs w:val="24"/>
+          <w:lang w:val="fr-FR"/>
+        </w:rPr>
+        <w:t xml:space="preserve"> : Nom de la catégorie</w:t>
+      </w:r>
+    </w:p>
+    <w:p>
+      <w:pPr>
+        <w:numPr>
+          <w:ilvl w:val="0"/>
+          <w:numId w:val="13"/>
+        </w:numPr>
+        <w:rPr>
+          <w:sz w:val="24"/>
+          <w:szCs w:val="24"/>
+          <w:lang w:val="fr-FR"/>
+        </w:rPr>
+      </w:pPr>
+      <w:r>
+        <w:rPr>
+          <w:b/>
+          <w:bCs/>
+          <w:sz w:val="24"/>
+          <w:szCs w:val="24"/>
+          <w:lang w:val="fr-FR"/>
+        </w:rPr>
+        <w:t>description</w:t>
+      </w:r>
+      <w:r>
+        <w:rPr>
+          <w:sz w:val="24"/>
+          <w:szCs w:val="24"/>
+          <w:lang w:val="fr-FR"/>
+        </w:rPr>
+        <w:t xml:space="preserve"> : Description de la catégorie</w:t>
+      </w:r>
+    </w:p>
+    <w:p>
+      <w:pPr>
+        <w:rPr>
+          <w:b/>
+          <w:bCs/>
+          <w:sz w:val="24"/>
+          <w:szCs w:val="24"/>
+          <w:lang w:val="fr-FR"/>
+        </w:rPr>
+      </w:pPr>
+      <w:r>
+        <w:rPr>
+          <w:b/>
+          <w:bCs/>
+          <w:sz w:val="24"/>
+          <w:szCs w:val="24"/>
+          <w:lang w:val="fr-FR"/>
+        </w:rPr>
+        <w:t>Abonnement</w:t>
+      </w:r>
+    </w:p>
+    <w:p>
+      <w:pPr>
+        <w:numPr>
+          <w:ilvl w:val="0"/>
+          <w:numId w:val="14"/>
+        </w:numPr>
+        <w:rPr>
+          <w:sz w:val="24"/>
+          <w:szCs w:val="24"/>
+          <w:lang w:val="fr-FR"/>
+        </w:rPr>
+      </w:pPr>
+      <w:proofErr w:type="spellStart"/>
+      <w:r>
+        <w:rPr>
+          <w:b/>
+          <w:bCs/>
+          <w:sz w:val="24"/>
+          <w:szCs w:val="24"/>
+          <w:lang w:val="fr-FR"/>
+        </w:rPr>
+        <w:t>id_abonnement</w:t>
+      </w:r>
+      <w:proofErr w:type="spellEnd"/>
+      <w:r>
+        <w:rPr>
+          <w:sz w:val="24"/>
+          <w:szCs w:val="24"/>
+          <w:lang w:val="fr-FR"/>
+        </w:rPr>
+        <w:t xml:space="preserve"> (PK) : Identifiant unique de l'abonnement</w:t>
+      </w:r>
+    </w:p>
+    <w:p>
+      <w:pPr>
+        <w:numPr>
+          <w:ilvl w:val="0"/>
+          <w:numId w:val="14"/>
+        </w:numPr>
+        <w:rPr>
+          <w:sz w:val="24"/>
+          <w:szCs w:val="24"/>
+          <w:lang w:val="fr-FR"/>
+        </w:rPr>
+      </w:pPr>
+      <w:proofErr w:type="spellStart"/>
+      <w:r>
+        <w:rPr>
+          <w:b/>
+          <w:bCs/>
+          <w:sz w:val="24"/>
+          <w:szCs w:val="24"/>
+          <w:lang w:val="fr-FR"/>
+        </w:rPr>
+        <w:t>id_adherent</w:t>
+      </w:r>
+      <w:proofErr w:type="spellEnd"/>
+      <w:r>
+        <w:rPr>
+          <w:sz w:val="24"/>
+          <w:szCs w:val="24"/>
+          <w:lang w:val="fr-FR"/>
+        </w:rPr>
+        <w:t xml:space="preserve"> (FK) : Référence à </w:t>
+      </w:r>
+      <w:proofErr w:type="spellStart"/>
+      <w:r>
+        <w:rPr>
+          <w:sz w:val="24"/>
+          <w:szCs w:val="24"/>
+          <w:lang w:val="fr-FR"/>
+        </w:rPr>
+        <w:t>Adherent</w:t>
+      </w:r>
+      <w:proofErr w:type="spellEnd"/>
+    </w:p>
+    <w:p>
+      <w:pPr>
+        <w:numPr>
+          <w:ilvl w:val="0"/>
+          <w:numId w:val="14"/>
+        </w:numPr>
+        <w:rPr>
+          <w:sz w:val="24"/>
+          <w:szCs w:val="24"/>
+          <w:lang w:val="fr-FR"/>
+        </w:rPr>
+      </w:pPr>
+      <w:proofErr w:type="spellStart"/>
+      <w:r>
+        <w:rPr>
+          <w:b/>
+          <w:bCs/>
+          <w:sz w:val="24"/>
+          <w:szCs w:val="24"/>
+          <w:lang w:val="fr-FR"/>
+        </w:rPr>
+        <w:t>date_debut</w:t>
+      </w:r>
+      <w:proofErr w:type="spellEnd"/>
+      <w:r>
+        <w:rPr>
+          <w:sz w:val="24"/>
+          <w:szCs w:val="24"/>
+          <w:lang w:val="fr-FR"/>
+        </w:rPr>
+        <w:t xml:space="preserve"> : Date de début de l'abonnement</w:t>
+      </w:r>
+    </w:p>
+    <w:p>
+      <w:pPr>
+        <w:numPr>
+          <w:ilvl w:val="0"/>
+          <w:numId w:val="14"/>
+        </w:numPr>
+        <w:rPr>
+          <w:sz w:val="24"/>
+          <w:szCs w:val="24"/>
+          <w:lang w:val="fr-FR"/>
+        </w:rPr>
+      </w:pPr>
+      <w:proofErr w:type="spellStart"/>
+      <w:r>
+        <w:rPr>
+          <w:b/>
+          <w:bCs/>
+          <w:sz w:val="24"/>
+          <w:szCs w:val="24"/>
+          <w:lang w:val="fr-FR"/>
+        </w:rPr>
+        <w:t>date_fin</w:t>
+      </w:r>
+      <w:proofErr w:type="spellEnd"/>
+      <w:r>
+        <w:rPr>
+          <w:sz w:val="24"/>
+          <w:szCs w:val="24"/>
+          <w:lang w:val="fr-FR"/>
+        </w:rPr>
+        <w:t xml:space="preserve"> : Date de fin de l'abonnement</w:t>
+      </w:r>
+    </w:p>
+    <w:p>
+      <w:pPr>
+        <w:numPr>
+          <w:ilvl w:val="0"/>
+          <w:numId w:val="14"/>
+        </w:numPr>
+        <w:rPr>
+          <w:sz w:val="24"/>
+          <w:szCs w:val="24"/>
+          <w:lang w:val="fr-FR"/>
+        </w:rPr>
+      </w:pPr>
+      <w:proofErr w:type="spellStart"/>
+      <w:r>
+        <w:rPr>
+          <w:b/>
+          <w:bCs/>
+          <w:sz w:val="24"/>
+          <w:szCs w:val="24"/>
+          <w:lang w:val="fr-FR"/>
+        </w:rPr>
+        <w:t>type_abonnement</w:t>
+      </w:r>
+      <w:proofErr w:type="spellEnd"/>
+      <w:r>
+        <w:rPr>
+          <w:sz w:val="24"/>
+          <w:szCs w:val="24"/>
+          <w:lang w:val="fr-FR"/>
+        </w:rPr>
+        <w:t xml:space="preserve"> : Type d'abonnement (ex. : standard, premium)</w:t>
+      </w:r>
+    </w:p>
+    <w:p>
+      <w:pPr>
+        <w:numPr>
+          <w:ilvl w:val="0"/>
+          <w:numId w:val="14"/>
+        </w:numPr>
+        <w:rPr>
+          <w:sz w:val="24"/>
+          <w:szCs w:val="24"/>
+          <w:lang w:val="fr-FR"/>
+        </w:rPr>
+      </w:pPr>
+      <w:r>
+        <w:rPr>
+          <w:b/>
+          <w:bCs/>
+          <w:sz w:val="24"/>
+          <w:szCs w:val="24"/>
+          <w:lang w:val="fr-FR"/>
+        </w:rPr>
+        <w:t>montant</w:t>
+      </w:r>
+      <w:r>
+        <w:rPr>
+          <w:sz w:val="24"/>
+          <w:szCs w:val="24"/>
+          <w:lang w:val="fr-FR"/>
+        </w:rPr>
+        <w:t xml:space="preserve"> : Montant de l'abonnement</w:t>
+      </w:r>
+    </w:p>
+    <w:p>
+      <w:pPr>
+        <w:rPr>
+          <w:b/>
+          <w:bCs/>
+          <w:sz w:val="24"/>
+          <w:szCs w:val="24"/>
+          <w:lang w:val="fr-FR"/>
+        </w:rPr>
+      </w:pPr>
+      <w:proofErr w:type="spellStart"/>
+      <w:r>
+        <w:rPr>
+          <w:b/>
+          <w:bCs/>
+          <w:sz w:val="24"/>
+          <w:szCs w:val="24"/>
+          <w:lang w:val="fr-FR"/>
+        </w:rPr>
+        <w:t>HistoriqueAbonnement</w:t>
+      </w:r>
+      <w:proofErr w:type="spellEnd"/>
+    </w:p>
+    <w:p>
+      <w:pPr>
+        <w:numPr>
+          <w:ilvl w:val="0"/>
+          <w:numId w:val="15"/>
+        </w:numPr>
+        <w:rPr>
+          <w:sz w:val="24"/>
+          <w:szCs w:val="24"/>
+          <w:lang w:val="fr-FR"/>
+        </w:rPr>
+      </w:pPr>
+      <w:proofErr w:type="spellStart"/>
+      <w:r>
+        <w:rPr>
+          <w:b/>
+          <w:bCs/>
+          <w:sz w:val="24"/>
+          <w:szCs w:val="24"/>
+          <w:lang w:val="fr-FR"/>
+        </w:rPr>
+        <w:t>id_historique_abonnement</w:t>
+      </w:r>
+      <w:proofErr w:type="spellEnd"/>
+      <w:r>
+        <w:rPr>
+          <w:sz w:val="24"/>
+          <w:szCs w:val="24"/>
+          <w:lang w:val="fr-FR"/>
+        </w:rPr>
+        <w:t xml:space="preserve"> (PK) : Identifiant unique de l'historique</w:t>
+      </w:r>
+    </w:p>
+    <w:p>
+      <w:pPr>
+        <w:numPr>
+          <w:ilvl w:val="0"/>
+          <w:numId w:val="15"/>
+        </w:numPr>
+        <w:rPr>
+          <w:sz w:val="24"/>
+          <w:szCs w:val="24"/>
+          <w:lang w:val="fr-FR"/>
+        </w:rPr>
+      </w:pPr>
+      <w:proofErr w:type="spellStart"/>
+      <w:r>
+        <w:rPr>
+          <w:b/>
+          <w:bCs/>
+          <w:sz w:val="24"/>
+          <w:szCs w:val="24"/>
+          <w:lang w:val="fr-FR"/>
+        </w:rPr>
+        <w:t>id_abonnement</w:t>
+      </w:r>
+      <w:proofErr w:type="spellEnd"/>
+      <w:r>
+        <w:rPr>
+          <w:sz w:val="24"/>
+          <w:szCs w:val="24"/>
+          <w:lang w:val="fr-FR"/>
+        </w:rPr>
+        <w:t xml:space="preserve"> (FK) : Référence à Abonnement</w:t>
+      </w:r>
+    </w:p>
+    <w:p>
+      <w:pPr>
+        <w:numPr>
+          <w:ilvl w:val="0"/>
+          <w:numId w:val="15"/>
+        </w:numPr>
+        <w:rPr>
+          <w:sz w:val="24"/>
+          <w:szCs w:val="24"/>
+          <w:lang w:val="fr-FR"/>
+        </w:rPr>
+      </w:pPr>
+      <w:proofErr w:type="spellStart"/>
+      <w:r>
+        <w:rPr>
+          <w:b/>
+          <w:bCs/>
+          <w:sz w:val="24"/>
+          <w:szCs w:val="24"/>
+          <w:lang w:val="fr-FR"/>
+        </w:rPr>
+        <w:t>date_debut</w:t>
+      </w:r>
+      <w:proofErr w:type="spellEnd"/>
+      <w:r>
+        <w:rPr>
+          <w:sz w:val="24"/>
+          <w:szCs w:val="24"/>
+          <w:lang w:val="fr-FR"/>
+        </w:rPr>
+        <w:t xml:space="preserve"> : Date de début de l'abonnement</w:t>
+      </w:r>
+    </w:p>
+    <w:p>
+      <w:pPr>
+        <w:numPr>
+          <w:ilvl w:val="0"/>
+          <w:numId w:val="15"/>
+        </w:numPr>
+        <w:rPr>
+          <w:sz w:val="24"/>
+          <w:szCs w:val="24"/>
+          <w:lang w:val="fr-FR"/>
+        </w:rPr>
+      </w:pPr>
+      <w:proofErr w:type="spellStart"/>
+      <w:r>
+        <w:rPr>
+          <w:b/>
+          <w:bCs/>
+          <w:sz w:val="24"/>
+          <w:szCs w:val="24"/>
+          <w:lang w:val="fr-FR"/>
+        </w:rPr>
+        <w:t>date_fin</w:t>
+      </w:r>
+      <w:proofErr w:type="spellEnd"/>
+      <w:r>
+        <w:rPr>
+          <w:sz w:val="24"/>
+          <w:szCs w:val="24"/>
+          <w:lang w:val="fr-FR"/>
+        </w:rPr>
+        <w:t xml:space="preserve"> : Date de fin de l'abonnement</w:t>
+      </w:r>
+    </w:p>
+    <w:p>
+      <w:pPr>
+        <w:rPr>
+          <w:b/>
+          <w:bCs/>
+          <w:sz w:val="24"/>
+          <w:szCs w:val="24"/>
+          <w:lang w:val="fr-FR"/>
+        </w:rPr>
+      </w:pPr>
+      <w:proofErr w:type="spellStart"/>
+      <w:r>
+        <w:rPr>
+          <w:b/>
+          <w:bCs/>
+          <w:sz w:val="24"/>
+          <w:szCs w:val="24"/>
+          <w:lang w:val="fr-FR"/>
+        </w:rPr>
+        <w:t>Adherent</w:t>
+      </w:r>
+      <w:proofErr w:type="spellEnd"/>
+    </w:p>
+    <w:p>
+      <w:pPr>
+        <w:numPr>
+          <w:ilvl w:val="0"/>
+          <w:numId w:val="16"/>
+        </w:numPr>
+        <w:rPr>
+          <w:sz w:val="24"/>
+          <w:szCs w:val="24"/>
+          <w:lang w:val="fr-FR"/>
+        </w:rPr>
+      </w:pPr>
+      <w:proofErr w:type="spellStart"/>
+      <w:r>
+        <w:rPr>
+          <w:b/>
+          <w:bCs/>
+          <w:sz w:val="24"/>
+          <w:szCs w:val="24"/>
+          <w:lang w:val="fr-FR"/>
+        </w:rPr>
+        <w:t>id_adherent</w:t>
+      </w:r>
+      <w:proofErr w:type="spellEnd"/>
+      <w:r>
+        <w:rPr>
+          <w:sz w:val="24"/>
+          <w:szCs w:val="24"/>
+          <w:lang w:val="fr-FR"/>
+        </w:rPr>
+        <w:t xml:space="preserve"> (PK) : Identifiant unique de l'adhérent</w:t>
+      </w:r>
+    </w:p>
+    <w:p>
+      <w:pPr>
+        <w:numPr>
+          <w:ilvl w:val="0"/>
+          <w:numId w:val="16"/>
+        </w:numPr>
+        <w:rPr>
+          <w:sz w:val="24"/>
+          <w:szCs w:val="24"/>
+          <w:lang w:val="fr-FR"/>
+        </w:rPr>
+      </w:pPr>
+      <w:r>
+        <w:rPr>
+          <w:b/>
+          <w:bCs/>
+          <w:sz w:val="24"/>
+          <w:szCs w:val="24"/>
+          <w:lang w:val="fr-FR"/>
+        </w:rPr>
+        <w:lastRenderedPageBreak/>
+        <w:t>nom</w:t>
+      </w:r>
+      <w:r>
+        <w:rPr>
+          <w:sz w:val="24"/>
+          <w:szCs w:val="24"/>
+          <w:lang w:val="fr-FR"/>
+        </w:rPr>
+        <w:t xml:space="preserve"> : Nom de l'adhérent</w:t>
+      </w:r>
+    </w:p>
+    <w:p>
+      <w:pPr>
+        <w:numPr>
+          <w:ilvl w:val="0"/>
+          <w:numId w:val="16"/>
+        </w:numPr>
+        <w:rPr>
+          <w:sz w:val="24"/>
+          <w:szCs w:val="24"/>
+          <w:lang w:val="fr-FR"/>
+        </w:rPr>
+      </w:pPr>
+      <w:proofErr w:type="spellStart"/>
+      <w:r>
+        <w:rPr>
+          <w:b/>
+          <w:bCs/>
+          <w:sz w:val="24"/>
+          <w:szCs w:val="24"/>
+          <w:lang w:val="fr-FR"/>
+        </w:rPr>
+        <w:t>prenom</w:t>
+      </w:r>
+      <w:proofErr w:type="spellEnd"/>
+      <w:r>
+        <w:rPr>
+          <w:sz w:val="24"/>
+          <w:szCs w:val="24"/>
+          <w:lang w:val="fr-FR"/>
+        </w:rPr>
+        <w:t xml:space="preserve"> : Prénom de l'adhérent</w:t>
+      </w:r>
+    </w:p>
+    <w:p>
+      <w:pPr>
+        <w:numPr>
+          <w:ilvl w:val="0"/>
+          <w:numId w:val="16"/>
+        </w:numPr>
+        <w:rPr>
+          <w:sz w:val="24"/>
+          <w:szCs w:val="24"/>
+          <w:lang w:val="fr-FR"/>
+        </w:rPr>
+      </w:pPr>
+      <w:proofErr w:type="spellStart"/>
+      <w:r>
+        <w:rPr>
+          <w:b/>
+          <w:bCs/>
+          <w:sz w:val="24"/>
+          <w:szCs w:val="24"/>
+          <w:lang w:val="fr-FR"/>
+        </w:rPr>
+        <w:t>date_naissance</w:t>
+      </w:r>
+      <w:proofErr w:type="spellEnd"/>
+      <w:r>
+        <w:rPr>
+          <w:sz w:val="24"/>
+          <w:szCs w:val="24"/>
+          <w:lang w:val="fr-FR"/>
+        </w:rPr>
+        <w:t xml:space="preserve"> : Date de naissance</w:t>
+      </w:r>
+    </w:p>
+    <w:p>
+      <w:pPr>
+        <w:numPr>
+          <w:ilvl w:val="0"/>
+          <w:numId w:val="16"/>
+        </w:numPr>
+        <w:rPr>
+          <w:sz w:val="24"/>
+          <w:szCs w:val="24"/>
+          <w:lang w:val="fr-FR"/>
+        </w:rPr>
+      </w:pPr>
+      <w:r>
+        <w:rPr>
+          <w:b/>
+          <w:bCs/>
+          <w:sz w:val="24"/>
+          <w:szCs w:val="24"/>
+          <w:lang w:val="fr-FR"/>
+        </w:rPr>
+        <w:t>adresse</w:t>
+      </w:r>
+      <w:r>
+        <w:rPr>
+          <w:sz w:val="24"/>
+          <w:szCs w:val="24"/>
+          <w:lang w:val="fr-FR"/>
+        </w:rPr>
+        <w:t xml:space="preserve"> : Adresse de l'adhérent</w:t>
+      </w:r>
+    </w:p>
+    <w:p>
+      <w:pPr>
+        <w:numPr>
+          <w:ilvl w:val="0"/>
+          <w:numId w:val="16"/>
+        </w:numPr>
+        <w:rPr>
+          <w:sz w:val="24"/>
+          <w:szCs w:val="24"/>
+          <w:lang w:val="fr-FR"/>
+        </w:rPr>
+      </w:pPr>
+      <w:proofErr w:type="spellStart"/>
+      <w:r>
+        <w:rPr>
+          <w:b/>
+          <w:bCs/>
+          <w:sz w:val="24"/>
+          <w:szCs w:val="24"/>
+          <w:lang w:val="fr-FR"/>
+        </w:rPr>
+        <w:t>telephone</w:t>
+      </w:r>
+      <w:proofErr w:type="spellEnd"/>
+      <w:r>
+        <w:rPr>
+          <w:sz w:val="24"/>
+          <w:szCs w:val="24"/>
+          <w:lang w:val="fr-FR"/>
+        </w:rPr>
+        <w:t xml:space="preserve"> : Téléphone de l'adhérent</w:t>
+      </w:r>
+    </w:p>
+    <w:p>
+      <w:pPr>
+        <w:numPr>
+          <w:ilvl w:val="0"/>
+          <w:numId w:val="16"/>
+        </w:numPr>
+        <w:rPr>
+          <w:sz w:val="24"/>
+          <w:szCs w:val="24"/>
+          <w:lang w:val="fr-FR"/>
+        </w:rPr>
+      </w:pPr>
+      <w:r>
+        <w:rPr>
+          <w:b/>
+          <w:bCs/>
+          <w:sz w:val="24"/>
+          <w:szCs w:val="24"/>
+          <w:lang w:val="fr-FR"/>
+        </w:rPr>
+        <w:t>email</w:t>
+      </w:r>
+      <w:r>
+        <w:rPr>
+          <w:sz w:val="24"/>
+          <w:szCs w:val="24"/>
+          <w:lang w:val="fr-FR"/>
+        </w:rPr>
+        <w:t xml:space="preserve"> : </w:t>
+      </w:r>
+      <w:proofErr w:type="gramStart"/>
+      <w:r>
+        <w:rPr>
+          <w:sz w:val="24"/>
+          <w:szCs w:val="24"/>
+          <w:lang w:val="fr-FR"/>
+        </w:rPr>
+        <w:t>Email</w:t>
+      </w:r>
+      <w:proofErr w:type="gramEnd"/>
+      <w:r>
+        <w:rPr>
+          <w:sz w:val="24"/>
+          <w:szCs w:val="24"/>
+          <w:lang w:val="fr-FR"/>
+        </w:rPr>
+        <w:t xml:space="preserve"> de l'adhérent</w:t>
+      </w:r>
+    </w:p>
+    <w:p>
+      <w:pPr>
+        <w:numPr>
+          <w:ilvl w:val="0"/>
+          <w:numId w:val="16"/>
+        </w:numPr>
+        <w:rPr>
+          <w:sz w:val="24"/>
+          <w:szCs w:val="24"/>
+          <w:lang w:val="fr-FR"/>
+        </w:rPr>
+      </w:pPr>
+      <w:proofErr w:type="spellStart"/>
+      <w:r>
+        <w:rPr>
+          <w:b/>
+          <w:bCs/>
+          <w:sz w:val="24"/>
+          <w:szCs w:val="24"/>
+          <w:lang w:val="fr-FR"/>
+        </w:rPr>
+        <w:t>type_abonnement</w:t>
+      </w:r>
+      <w:proofErr w:type="spellEnd"/>
+      <w:r>
+        <w:rPr>
+          <w:sz w:val="24"/>
+          <w:szCs w:val="24"/>
+          <w:lang w:val="fr-FR"/>
+        </w:rPr>
+        <w:t xml:space="preserve"> : Type d'abonnement de l'adhérent (lié à Abonnement)</w:t>
+      </w:r>
+    </w:p>
+    <w:p>
+      <w:pPr>
+        <w:numPr>
+          <w:ilvl w:val="0"/>
+          <w:numId w:val="16"/>
+        </w:numPr>
+        <w:rPr>
+          <w:sz w:val="24"/>
+          <w:szCs w:val="24"/>
+          <w:lang w:val="fr-FR"/>
+        </w:rPr>
+      </w:pPr>
+      <w:proofErr w:type="spellStart"/>
+      <w:r>
+        <w:rPr>
+          <w:b/>
+          <w:bCs/>
+          <w:sz w:val="24"/>
+          <w:szCs w:val="24"/>
+          <w:lang w:val="fr-FR"/>
+        </w:rPr>
+        <w:t>date_inscription</w:t>
+      </w:r>
+      <w:proofErr w:type="spellEnd"/>
+      <w:r>
+        <w:rPr>
+          <w:sz w:val="24"/>
+          <w:szCs w:val="24"/>
+          <w:lang w:val="fr-FR"/>
+        </w:rPr>
+        <w:t xml:space="preserve"> : Date d'inscription de l'adhérent</w:t>
+      </w:r>
+    </w:p>
+    <w:p>
+      <w:pPr>
+        <w:numPr>
+          <w:ilvl w:val="0"/>
+          <w:numId w:val="16"/>
+        </w:numPr>
+        <w:rPr>
+          <w:sz w:val="24"/>
+          <w:szCs w:val="24"/>
+          <w:lang w:val="fr-FR"/>
+        </w:rPr>
+      </w:pPr>
+      <w:r>
+        <w:rPr>
+          <w:b/>
+          <w:bCs/>
+          <w:sz w:val="24"/>
+          <w:szCs w:val="24"/>
+          <w:lang w:val="fr-FR"/>
+        </w:rPr>
+        <w:t>statut</w:t>
+      </w:r>
+      <w:r>
+        <w:rPr>
+          <w:sz w:val="24"/>
+          <w:szCs w:val="24"/>
+          <w:lang w:val="fr-FR"/>
+        </w:rPr>
+        <w:t xml:space="preserve"> : Statut de l'adhérent (actif, suspendu, etc.)</w:t>
+      </w:r>
+    </w:p>
+    <w:p>
+      <w:pPr>
+        <w:rPr>
+          <w:b/>
+          <w:bCs/>
+          <w:sz w:val="24"/>
+          <w:szCs w:val="24"/>
+          <w:lang w:val="fr-FR"/>
+        </w:rPr>
+      </w:pPr>
+      <w:proofErr w:type="spellStart"/>
+      <w:r>
+        <w:rPr>
+          <w:b/>
+          <w:bCs/>
+          <w:sz w:val="24"/>
+          <w:szCs w:val="24"/>
+          <w:lang w:val="fr-FR"/>
+        </w:rPr>
+        <w:t>Pret</w:t>
+      </w:r>
+      <w:proofErr w:type="spellEnd"/>
+    </w:p>
+    <w:p>
+      <w:pPr>
+        <w:numPr>
+          <w:ilvl w:val="0"/>
+          <w:numId w:val="17"/>
+        </w:numPr>
+        <w:rPr>
+          <w:sz w:val="24"/>
+          <w:szCs w:val="24"/>
+          <w:lang w:val="fr-FR"/>
+        </w:rPr>
+      </w:pPr>
+      <w:proofErr w:type="spellStart"/>
+      <w:r>
+        <w:rPr>
+          <w:b/>
+          <w:bCs/>
+          <w:sz w:val="24"/>
+          <w:szCs w:val="24"/>
+          <w:lang w:val="fr-FR"/>
+        </w:rPr>
+        <w:t>id_pret</w:t>
+      </w:r>
+      <w:proofErr w:type="spellEnd"/>
+      <w:r>
+        <w:rPr>
+          <w:sz w:val="24"/>
+          <w:szCs w:val="24"/>
+          <w:lang w:val="fr-FR"/>
+        </w:rPr>
+        <w:t xml:space="preserve"> (PK) : Identifiant unique du prêt</w:t>
+      </w:r>
+    </w:p>
+    <w:p>
+      <w:pPr>
+        <w:numPr>
+          <w:ilvl w:val="0"/>
+          <w:numId w:val="17"/>
+        </w:numPr>
+        <w:rPr>
+          <w:sz w:val="24"/>
+          <w:szCs w:val="24"/>
+          <w:lang w:val="fr-FR"/>
+        </w:rPr>
+      </w:pPr>
+      <w:proofErr w:type="spellStart"/>
+      <w:r>
+        <w:rPr>
+          <w:b/>
+          <w:bCs/>
+          <w:sz w:val="24"/>
+          <w:szCs w:val="24"/>
+          <w:lang w:val="fr-FR"/>
+        </w:rPr>
+        <w:t>id_adherent</w:t>
+      </w:r>
+      <w:proofErr w:type="spellEnd"/>
+      <w:r>
+        <w:rPr>
+          <w:sz w:val="24"/>
+          <w:szCs w:val="24"/>
+          <w:lang w:val="fr-FR"/>
+        </w:rPr>
+        <w:t xml:space="preserve"> (FK) : Référence à </w:t>
+      </w:r>
+      <w:proofErr w:type="spellStart"/>
+      <w:r>
+        <w:rPr>
+          <w:sz w:val="24"/>
+          <w:szCs w:val="24"/>
+          <w:lang w:val="fr-FR"/>
+        </w:rPr>
+        <w:t>Adherent</w:t>
+      </w:r>
+      <w:proofErr w:type="spellEnd"/>
+    </w:p>
+    <w:p>
+      <w:pPr>
+        <w:numPr>
+          <w:ilvl w:val="0"/>
+          <w:numId w:val="17"/>
+        </w:numPr>
+        <w:rPr>
+          <w:sz w:val="24"/>
+          <w:szCs w:val="24"/>
+          <w:lang w:val="fr-FR"/>
+        </w:rPr>
+      </w:pPr>
+      <w:proofErr w:type="spellStart"/>
+      <w:r>
+        <w:rPr>
+          <w:b/>
+          <w:bCs/>
+          <w:sz w:val="24"/>
+          <w:szCs w:val="24"/>
+          <w:lang w:val="fr-FR"/>
+        </w:rPr>
+        <w:t>id_livre</w:t>
+      </w:r>
+      <w:proofErr w:type="spellEnd"/>
+      <w:r>
+        <w:rPr>
+          <w:sz w:val="24"/>
+          <w:szCs w:val="24"/>
+          <w:lang w:val="fr-FR"/>
+        </w:rPr>
+        <w:t xml:space="preserve"> (FK) : Référence à Livre</w:t>
+      </w:r>
+    </w:p>
+    <w:p>
+      <w:pPr>
+        <w:numPr>
+          <w:ilvl w:val="0"/>
+          <w:numId w:val="17"/>
+        </w:numPr>
+        <w:rPr>
+          <w:sz w:val="24"/>
+          <w:szCs w:val="24"/>
+          <w:lang w:val="fr-FR"/>
+        </w:rPr>
+      </w:pPr>
+      <w:proofErr w:type="spellStart"/>
+      <w:r>
+        <w:rPr>
+          <w:b/>
+          <w:bCs/>
+          <w:sz w:val="24"/>
+          <w:szCs w:val="24"/>
+          <w:lang w:val="fr-FR"/>
+        </w:rPr>
+        <w:t>date_pret</w:t>
+      </w:r>
+      <w:proofErr w:type="spellEnd"/>
+      <w:r>
+        <w:rPr>
+          <w:sz w:val="24"/>
+          <w:szCs w:val="24"/>
+          <w:lang w:val="fr-FR"/>
+        </w:rPr>
+        <w:t xml:space="preserve"> : Date de prêt</w:t>
+      </w:r>
+    </w:p>
+    <w:p>
+      <w:pPr>
+        <w:numPr>
+          <w:ilvl w:val="0"/>
+          <w:numId w:val="17"/>
+        </w:numPr>
+        <w:rPr>
+          <w:sz w:val="24"/>
+          <w:szCs w:val="24"/>
+          <w:lang w:val="fr-FR"/>
+        </w:rPr>
+      </w:pPr>
+      <w:proofErr w:type="spellStart"/>
+      <w:r>
+        <w:rPr>
+          <w:b/>
+          <w:bCs/>
+          <w:sz w:val="24"/>
+          <w:szCs w:val="24"/>
+          <w:lang w:val="fr-FR"/>
+        </w:rPr>
+        <w:t>date_retour_prev</w:t>
+      </w:r>
+      <w:proofErr w:type="spellEnd"/>
+      <w:r>
+        <w:rPr>
+          <w:sz w:val="24"/>
+          <w:szCs w:val="24"/>
+          <w:lang w:val="fr-FR"/>
+        </w:rPr>
+        <w:t xml:space="preserve"> : Date de retour prévue</w:t>
+      </w:r>
+    </w:p>
+    <w:p>
+      <w:pPr>
+        <w:numPr>
+          <w:ilvl w:val="0"/>
+          <w:numId w:val="17"/>
+        </w:numPr>
+        <w:rPr>
+          <w:sz w:val="24"/>
+          <w:szCs w:val="24"/>
+          <w:lang w:val="fr-FR"/>
+        </w:rPr>
+      </w:pPr>
+      <w:proofErr w:type="spellStart"/>
+      <w:r>
+        <w:rPr>
+          <w:b/>
+          <w:bCs/>
+          <w:sz w:val="24"/>
+          <w:szCs w:val="24"/>
+          <w:lang w:val="fr-FR"/>
+        </w:rPr>
+        <w:t>date_retour_effectif</w:t>
+      </w:r>
+      <w:proofErr w:type="spellEnd"/>
+      <w:r>
+        <w:rPr>
+          <w:sz w:val="24"/>
+          <w:szCs w:val="24"/>
+          <w:lang w:val="fr-FR"/>
+        </w:rPr>
+        <w:t xml:space="preserve"> : Date de retour effectif</w:t>
+      </w:r>
+    </w:p>
+    <w:p>
+      <w:pPr>
+        <w:numPr>
+          <w:ilvl w:val="0"/>
+          <w:numId w:val="17"/>
+        </w:numPr>
+        <w:rPr>
+          <w:sz w:val="24"/>
+          <w:szCs w:val="24"/>
+          <w:lang w:val="fr-FR"/>
+        </w:rPr>
+      </w:pPr>
+      <w:r>
+        <w:rPr>
+          <w:b/>
+          <w:bCs/>
+          <w:sz w:val="24"/>
+          <w:szCs w:val="24"/>
+          <w:lang w:val="fr-FR"/>
+        </w:rPr>
+        <w:t>statut</w:t>
+      </w:r>
+      <w:r>
+        <w:rPr>
+          <w:sz w:val="24"/>
+          <w:szCs w:val="24"/>
+          <w:lang w:val="fr-FR"/>
+        </w:rPr>
+        <w:t xml:space="preserve"> : Statut du prêt (en cours, retourné, prolongé, etc.)</w:t>
+      </w:r>
+    </w:p>
+    <w:p>
+      <w:pPr>
+        <w:rPr>
+          <w:b/>
+          <w:bCs/>
+          <w:sz w:val="24"/>
+          <w:szCs w:val="24"/>
+          <w:lang w:val="fr-FR"/>
+        </w:rPr>
+      </w:pPr>
+      <w:r>
+        <w:rPr>
+          <w:b/>
+          <w:bCs/>
+          <w:sz w:val="24"/>
+          <w:szCs w:val="24"/>
+          <w:lang w:val="fr-FR"/>
+        </w:rPr>
+        <w:t>Paiement</w:t>
+      </w:r>
+    </w:p>
+    <w:p>
+      <w:pPr>
+        <w:numPr>
+          <w:ilvl w:val="0"/>
+          <w:numId w:val="18"/>
+        </w:numPr>
+        <w:rPr>
+          <w:sz w:val="24"/>
+          <w:szCs w:val="24"/>
+          <w:lang w:val="fr-FR"/>
+        </w:rPr>
+      </w:pPr>
+      <w:proofErr w:type="spellStart"/>
+      <w:r>
+        <w:rPr>
+          <w:b/>
+          <w:bCs/>
+          <w:sz w:val="24"/>
+          <w:szCs w:val="24"/>
+          <w:lang w:val="fr-FR"/>
+        </w:rPr>
+        <w:t>id_paiement</w:t>
+      </w:r>
+      <w:proofErr w:type="spellEnd"/>
+      <w:r>
+        <w:rPr>
+          <w:sz w:val="24"/>
+          <w:szCs w:val="24"/>
+          <w:lang w:val="fr-FR"/>
+        </w:rPr>
+        <w:t xml:space="preserve"> (PK) : Identifiant unique du paiement</w:t>
+      </w:r>
+    </w:p>
+    <w:p>
+      <w:pPr>
+        <w:numPr>
+          <w:ilvl w:val="0"/>
+          <w:numId w:val="18"/>
+        </w:numPr>
+        <w:rPr>
+          <w:sz w:val="24"/>
+          <w:szCs w:val="24"/>
+          <w:lang w:val="fr-FR"/>
+        </w:rPr>
+      </w:pPr>
+      <w:proofErr w:type="spellStart"/>
+      <w:r>
+        <w:rPr>
+          <w:b/>
+          <w:bCs/>
+          <w:sz w:val="24"/>
+          <w:szCs w:val="24"/>
+          <w:lang w:val="fr-FR"/>
+        </w:rPr>
+        <w:t>id_adherent</w:t>
+      </w:r>
+      <w:proofErr w:type="spellEnd"/>
+      <w:r>
+        <w:rPr>
+          <w:sz w:val="24"/>
+          <w:szCs w:val="24"/>
+          <w:lang w:val="fr-FR"/>
+        </w:rPr>
+        <w:t xml:space="preserve"> (FK) : Référence à </w:t>
+      </w:r>
+      <w:proofErr w:type="spellStart"/>
+      <w:r>
+        <w:rPr>
+          <w:sz w:val="24"/>
+          <w:szCs w:val="24"/>
+          <w:lang w:val="fr-FR"/>
+        </w:rPr>
+        <w:t>Adherent</w:t>
+      </w:r>
+      <w:proofErr w:type="spellEnd"/>
+    </w:p>
+    <w:p>
+      <w:pPr>
+        <w:numPr>
+          <w:ilvl w:val="0"/>
+          <w:numId w:val="18"/>
+        </w:numPr>
+        <w:rPr>
+          <w:sz w:val="24"/>
+          <w:szCs w:val="24"/>
+          <w:lang w:val="fr-FR"/>
+        </w:rPr>
+      </w:pPr>
+      <w:r>
+        <w:rPr>
+          <w:b/>
+          <w:bCs/>
+          <w:sz w:val="24"/>
+          <w:szCs w:val="24"/>
+          <w:lang w:val="fr-FR"/>
+        </w:rPr>
+        <w:t>montant</w:t>
+      </w:r>
+      <w:r>
+        <w:rPr>
+          <w:sz w:val="24"/>
+          <w:szCs w:val="24"/>
+          <w:lang w:val="fr-FR"/>
+        </w:rPr>
+        <w:t xml:space="preserve"> : Montant payé</w:t>
+      </w:r>
+    </w:p>
+    <w:p>
+      <w:pPr>
+        <w:numPr>
+          <w:ilvl w:val="0"/>
+          <w:numId w:val="18"/>
+        </w:numPr>
+        <w:rPr>
+          <w:sz w:val="24"/>
+          <w:szCs w:val="24"/>
+          <w:lang w:val="fr-FR"/>
+        </w:rPr>
+      </w:pPr>
+      <w:proofErr w:type="spellStart"/>
+      <w:r>
+        <w:rPr>
+          <w:b/>
+          <w:bCs/>
+          <w:sz w:val="24"/>
+          <w:szCs w:val="24"/>
+          <w:lang w:val="fr-FR"/>
+        </w:rPr>
+        <w:t>date_paiement</w:t>
+      </w:r>
+      <w:proofErr w:type="spellEnd"/>
+      <w:r>
+        <w:rPr>
+          <w:sz w:val="24"/>
+          <w:szCs w:val="24"/>
+          <w:lang w:val="fr-FR"/>
+        </w:rPr>
+        <w:t xml:space="preserve"> : Date du paiement</w:t>
+      </w:r>
+    </w:p>
+    <w:p>
+      <w:pPr>
+        <w:numPr>
+          <w:ilvl w:val="0"/>
+          <w:numId w:val="18"/>
+        </w:numPr>
+        <w:rPr>
+          <w:sz w:val="24"/>
+          <w:szCs w:val="24"/>
+          <w:lang w:val="fr-FR"/>
+        </w:rPr>
+      </w:pPr>
+      <w:proofErr w:type="spellStart"/>
+      <w:r>
+        <w:rPr>
+          <w:b/>
+          <w:bCs/>
+          <w:sz w:val="24"/>
+          <w:szCs w:val="24"/>
+          <w:lang w:val="fr-FR"/>
+        </w:rPr>
+        <w:t>type_paiement</w:t>
+      </w:r>
+      <w:proofErr w:type="spellEnd"/>
+      <w:r>
+        <w:rPr>
+          <w:sz w:val="24"/>
+          <w:szCs w:val="24"/>
+          <w:lang w:val="fr-FR"/>
+        </w:rPr>
+        <w:t xml:space="preserve"> : Type de paiement (carte bancaire, chèque, etc.)</w:t>
+      </w:r>
+    </w:p>
+    <w:p>
+      <w:pPr>
+        <w:rPr>
+          <w:b/>
+          <w:bCs/>
+          <w:sz w:val="24"/>
+          <w:szCs w:val="24"/>
+          <w:lang w:val="fr-FR"/>
+        </w:rPr>
+      </w:pPr>
+      <w:proofErr w:type="spellStart"/>
+      <w:r>
+        <w:rPr>
+          <w:b/>
+          <w:bCs/>
+          <w:sz w:val="24"/>
+          <w:szCs w:val="24"/>
+          <w:lang w:val="fr-FR"/>
+        </w:rPr>
+        <w:t>HistoriquePret</w:t>
+      </w:r>
+      <w:proofErr w:type="spellEnd"/>
+    </w:p>
+    <w:p>
+      <w:pPr>
+        <w:numPr>
+          <w:ilvl w:val="0"/>
+          <w:numId w:val="19"/>
+        </w:numPr>
+        <w:rPr>
+          <w:sz w:val="24"/>
+          <w:szCs w:val="24"/>
+          <w:lang w:val="fr-FR"/>
+        </w:rPr>
+      </w:pPr>
+      <w:proofErr w:type="spellStart"/>
+      <w:r>
+        <w:rPr>
+          <w:b/>
+          <w:bCs/>
+          <w:sz w:val="24"/>
+          <w:szCs w:val="24"/>
+          <w:lang w:val="fr-FR"/>
+        </w:rPr>
+        <w:t>id_historique_pret</w:t>
+      </w:r>
+      <w:proofErr w:type="spellEnd"/>
+      <w:r>
+        <w:rPr>
+          <w:sz w:val="24"/>
+          <w:szCs w:val="24"/>
+          <w:lang w:val="fr-FR"/>
+        </w:rPr>
+        <w:t xml:space="preserve"> (PK) : Identifiant unique de l'historique de prêt</w:t>
+      </w:r>
+    </w:p>
+    <w:p>
+      <w:pPr>
+        <w:numPr>
+          <w:ilvl w:val="0"/>
+          <w:numId w:val="19"/>
+        </w:numPr>
+        <w:rPr>
+          <w:sz w:val="24"/>
+          <w:szCs w:val="24"/>
+          <w:lang w:val="fr-FR"/>
+        </w:rPr>
+      </w:pPr>
+      <w:proofErr w:type="spellStart"/>
+      <w:r>
+        <w:rPr>
+          <w:b/>
+          <w:bCs/>
+          <w:sz w:val="24"/>
+          <w:szCs w:val="24"/>
+          <w:lang w:val="fr-FR"/>
+        </w:rPr>
+        <w:lastRenderedPageBreak/>
+        <w:t>id_pret</w:t>
+      </w:r>
+      <w:proofErr w:type="spellEnd"/>
+      <w:r>
+        <w:rPr>
+          <w:sz w:val="24"/>
+          <w:szCs w:val="24"/>
+          <w:lang w:val="fr-FR"/>
+        </w:rPr>
+        <w:t xml:space="preserve"> (FK) : Référence à </w:t>
+      </w:r>
+      <w:proofErr w:type="spellStart"/>
+      <w:r>
+        <w:rPr>
+          <w:sz w:val="24"/>
+          <w:szCs w:val="24"/>
+          <w:lang w:val="fr-FR"/>
+        </w:rPr>
+        <w:t>Pret</w:t>
+      </w:r>
+      <w:proofErr w:type="spellEnd"/>
+    </w:p>
+    <w:p>
+      <w:pPr>
+        <w:numPr>
+          <w:ilvl w:val="0"/>
+          <w:numId w:val="19"/>
+        </w:numPr>
+        <w:rPr>
+          <w:sz w:val="24"/>
+          <w:szCs w:val="24"/>
+          <w:lang w:val="fr-FR"/>
+        </w:rPr>
+      </w:pPr>
+      <w:proofErr w:type="spellStart"/>
+      <w:r>
+        <w:rPr>
+          <w:b/>
+          <w:bCs/>
+          <w:sz w:val="24"/>
+          <w:szCs w:val="24"/>
+          <w:lang w:val="fr-FR"/>
+        </w:rPr>
+        <w:t>id_adherent</w:t>
+      </w:r>
+      <w:proofErr w:type="spellEnd"/>
+      <w:r>
+        <w:rPr>
+          <w:sz w:val="24"/>
+          <w:szCs w:val="24"/>
+          <w:lang w:val="fr-FR"/>
+        </w:rPr>
+        <w:t xml:space="preserve"> (FK) : Référence à </w:t>
+      </w:r>
+      <w:proofErr w:type="spellStart"/>
+      <w:r>
+        <w:rPr>
+          <w:sz w:val="24"/>
+          <w:szCs w:val="24"/>
+          <w:lang w:val="fr-FR"/>
+        </w:rPr>
+        <w:t>Adherent</w:t>
+      </w:r>
+      <w:proofErr w:type="spellEnd"/>
+    </w:p>
+    <w:p>
+      <w:pPr>
+        <w:numPr>
+          <w:ilvl w:val="0"/>
+          <w:numId w:val="19"/>
+        </w:numPr>
+        <w:rPr>
+          <w:sz w:val="24"/>
+          <w:szCs w:val="24"/>
+          <w:lang w:val="fr-FR"/>
+        </w:rPr>
+      </w:pPr>
+      <w:proofErr w:type="spellStart"/>
+      <w:r>
+        <w:rPr>
+          <w:b/>
+          <w:bCs/>
+          <w:sz w:val="24"/>
+          <w:szCs w:val="24"/>
+          <w:lang w:val="fr-FR"/>
+        </w:rPr>
+        <w:t>id_livre</w:t>
+      </w:r>
+      <w:proofErr w:type="spellEnd"/>
+      <w:r>
+        <w:rPr>
+          <w:sz w:val="24"/>
+          <w:szCs w:val="24"/>
+          <w:lang w:val="fr-FR"/>
+        </w:rPr>
+        <w:t xml:space="preserve"> (FK) : Référence à Livre</w:t>
+      </w:r>
+    </w:p>
+    <w:p>
+      <w:pPr>
+        <w:numPr>
+          <w:ilvl w:val="0"/>
+          <w:numId w:val="19"/>
+        </w:numPr>
+        <w:rPr>
+          <w:sz w:val="24"/>
+          <w:szCs w:val="24"/>
+          <w:lang w:val="fr-FR"/>
+        </w:rPr>
+      </w:pPr>
+      <w:proofErr w:type="spellStart"/>
+      <w:r>
+        <w:rPr>
+          <w:b/>
+          <w:bCs/>
+          <w:sz w:val="24"/>
+          <w:szCs w:val="24"/>
+          <w:lang w:val="fr-FR"/>
+        </w:rPr>
+        <w:t>date_emprunt</w:t>
+      </w:r>
+      <w:proofErr w:type="spellEnd"/>
+      <w:r>
+        <w:rPr>
+          <w:sz w:val="24"/>
+          <w:szCs w:val="24"/>
+          <w:lang w:val="fr-FR"/>
+        </w:rPr>
+        <w:t xml:space="preserve"> : Date de l'emprunt</w:t>
+      </w:r>
+    </w:p>
+    <w:p>
+      <w:pPr>
+        <w:numPr>
+          <w:ilvl w:val="0"/>
+          <w:numId w:val="19"/>
+        </w:numPr>
+        <w:rPr>
+          <w:sz w:val="24"/>
+          <w:szCs w:val="24"/>
+          <w:lang w:val="fr-FR"/>
+        </w:rPr>
+      </w:pPr>
+      <w:proofErr w:type="spellStart"/>
+      <w:r>
+        <w:rPr>
+          <w:b/>
+          <w:bCs/>
+          <w:sz w:val="24"/>
+          <w:szCs w:val="24"/>
+          <w:lang w:val="fr-FR"/>
+        </w:rPr>
+        <w:t>date_retour_effectif</w:t>
+      </w:r>
+      <w:proofErr w:type="spellEnd"/>
+      <w:r>
+        <w:rPr>
+          <w:sz w:val="24"/>
+          <w:szCs w:val="24"/>
+          <w:lang w:val="fr-FR"/>
+        </w:rPr>
+        <w:t xml:space="preserve"> : Date de retour effectif</w:t>
+      </w:r>
+    </w:p>
+    <w:p>
+      <w:pPr>
+        <w:rPr>
+          <w:sz w:val="24"/>
+          <w:szCs w:val="24"/>
+          <w:lang w:val="fr-FR"/>
+        </w:rPr>
+      </w:pPr>
+      <w:r>
+        <w:rPr>
+          <w:sz w:val="24"/>
+          <w:szCs w:val="24"/>
+          <w:lang w:val="fr-FR"/>
+        </w:rPr>
+        <w:pict w14:anchorId="0911819E">
+          <v:rect id="_x0000_i1061" style="width:0;height:1.5pt" o:hralign="center" o:hrstd="t" o:hr="t" fillcolor="#a0a0a0" stroked="f"/>
+        </w:pict>
+      </w:r>
+    </w:p>
+    <w:p>
+      <w:pPr>
+        <w:rPr>
+          <w:b/>
+          <w:bCs/>
+          <w:sz w:val="24"/>
+          <w:szCs w:val="24"/>
+          <w:lang w:val="fr-FR"/>
+        </w:rPr>
+      </w:pPr>
+      <w:r>
+        <w:rPr>
+          <w:b/>
+          <w:bCs/>
+          <w:sz w:val="24"/>
+          <w:szCs w:val="24"/>
+          <w:lang w:val="fr-FR"/>
+        </w:rPr>
+        <w:t>Relations entre les Tables</w:t>
+      </w:r>
+    </w:p>
+    <w:p>
+      <w:pPr>
+        <w:numPr>
+          <w:ilvl w:val="0"/>
+          <w:numId w:val="20"/>
+        </w:numPr>
+        <w:rPr>
+          <w:sz w:val="24"/>
+          <w:szCs w:val="24"/>
+          <w:lang w:val="fr-FR"/>
+        </w:rPr>
+      </w:pPr>
+      <w:r>
+        <w:rPr>
+          <w:b/>
+          <w:bCs/>
+          <w:sz w:val="24"/>
+          <w:szCs w:val="24"/>
+          <w:lang w:val="fr-FR"/>
+        </w:rPr>
+        <w:t>Document ↔ Livre</w:t>
+      </w:r>
+      <w:r>
+        <w:rPr>
+          <w:sz w:val="24"/>
+          <w:szCs w:val="24"/>
+          <w:lang w:val="fr-FR"/>
+        </w:rPr>
+        <w:t xml:space="preserve"> : Un document peut être un livre. Le lien est fait via l'attribut </w:t>
+      </w:r>
+      <w:proofErr w:type="spellStart"/>
+      <w:r>
+        <w:rPr>
+          <w:sz w:val="24"/>
+          <w:szCs w:val="24"/>
+          <w:lang w:val="fr-FR"/>
+        </w:rPr>
+        <w:t>id_document</w:t>
+      </w:r>
+      <w:proofErr w:type="spellEnd"/>
+      <w:r>
+        <w:rPr>
+          <w:sz w:val="24"/>
+          <w:szCs w:val="24"/>
+          <w:lang w:val="fr-FR"/>
+        </w:rPr>
+        <w:t xml:space="preserve"> dans Livre.</w:t>
+      </w:r>
+    </w:p>
+    <w:p>
+      <w:pPr>
+        <w:numPr>
+          <w:ilvl w:val="0"/>
+          <w:numId w:val="20"/>
+        </w:numPr>
+        <w:rPr>
+          <w:sz w:val="24"/>
+          <w:szCs w:val="24"/>
+          <w:lang w:val="fr-FR"/>
+        </w:rPr>
+      </w:pPr>
+      <w:r>
+        <w:rPr>
+          <w:b/>
+          <w:bCs/>
+          <w:sz w:val="24"/>
+          <w:szCs w:val="24"/>
+          <w:lang w:val="fr-FR"/>
+        </w:rPr>
+        <w:t xml:space="preserve">Livre ↔ </w:t>
+      </w:r>
+      <w:proofErr w:type="spellStart"/>
+      <w:r>
+        <w:rPr>
+          <w:b/>
+          <w:bCs/>
+          <w:sz w:val="24"/>
+          <w:szCs w:val="24"/>
+          <w:lang w:val="fr-FR"/>
+        </w:rPr>
+        <w:t>Categorie</w:t>
+      </w:r>
+      <w:proofErr w:type="spellEnd"/>
+      <w:r>
+        <w:rPr>
+          <w:sz w:val="24"/>
+          <w:szCs w:val="24"/>
+          <w:lang w:val="fr-FR"/>
+        </w:rPr>
+        <w:t xml:space="preserve"> : Un livre peut appartenir à plusieurs catégories. Une table d'association </w:t>
+      </w:r>
+      <w:proofErr w:type="spellStart"/>
+      <w:r>
+        <w:rPr>
+          <w:sz w:val="24"/>
+          <w:szCs w:val="24"/>
+          <w:lang w:val="fr-FR"/>
+        </w:rPr>
+        <w:t>Livre_Categorie</w:t>
+      </w:r>
+      <w:proofErr w:type="spellEnd"/>
+      <w:r>
+        <w:rPr>
+          <w:sz w:val="24"/>
+          <w:szCs w:val="24"/>
+          <w:lang w:val="fr-FR"/>
+        </w:rPr>
+        <w:t xml:space="preserve"> pourrait être utilisée si nécessaire.</w:t>
+      </w:r>
+    </w:p>
+    <w:p>
+      <w:pPr>
+        <w:numPr>
+          <w:ilvl w:val="1"/>
+          <w:numId w:val="20"/>
+        </w:numPr>
+        <w:rPr>
+          <w:sz w:val="24"/>
+          <w:szCs w:val="24"/>
+          <w:lang w:val="fr-FR"/>
+        </w:rPr>
+      </w:pPr>
+      <w:proofErr w:type="spellStart"/>
+      <w:r>
+        <w:rPr>
+          <w:b/>
+          <w:bCs/>
+          <w:sz w:val="24"/>
+          <w:szCs w:val="24"/>
+          <w:lang w:val="fr-FR"/>
+        </w:rPr>
+        <w:t>Livre_Categorie</w:t>
+      </w:r>
+      <w:proofErr w:type="spellEnd"/>
+      <w:r>
+        <w:rPr>
+          <w:sz w:val="24"/>
+          <w:szCs w:val="24"/>
+          <w:lang w:val="fr-FR"/>
+        </w:rPr>
+        <w:t xml:space="preserve"> :</w:t>
+      </w:r>
+    </w:p>
+    <w:p>
+      <w:pPr>
+        <w:numPr>
+          <w:ilvl w:val="2"/>
+          <w:numId w:val="20"/>
+        </w:numPr>
+        <w:rPr>
+          <w:sz w:val="24"/>
+          <w:szCs w:val="24"/>
+          <w:lang w:val="fr-FR"/>
+        </w:rPr>
+      </w:pPr>
+      <w:proofErr w:type="spellStart"/>
+      <w:r>
+        <w:rPr>
+          <w:b/>
+          <w:bCs/>
+          <w:sz w:val="24"/>
+          <w:szCs w:val="24"/>
+          <w:lang w:val="fr-FR"/>
+        </w:rPr>
+        <w:t>id_livre</w:t>
+      </w:r>
+      <w:proofErr w:type="spellEnd"/>
+      <w:r>
+        <w:rPr>
+          <w:sz w:val="24"/>
+          <w:szCs w:val="24"/>
+          <w:lang w:val="fr-FR"/>
+        </w:rPr>
+        <w:t xml:space="preserve"> (FK)</w:t>
+      </w:r>
+    </w:p>
+    <w:p>
+      <w:pPr>
+        <w:numPr>
+          <w:ilvl w:val="2"/>
+          <w:numId w:val="20"/>
+        </w:numPr>
+        <w:rPr>
+          <w:sz w:val="24"/>
+          <w:szCs w:val="24"/>
+          <w:lang w:val="fr-FR"/>
+        </w:rPr>
+      </w:pPr>
+      <w:proofErr w:type="spellStart"/>
+      <w:r>
+        <w:rPr>
+          <w:b/>
+          <w:bCs/>
+          <w:sz w:val="24"/>
+          <w:szCs w:val="24"/>
+          <w:lang w:val="fr-FR"/>
+        </w:rPr>
+        <w:t>id_categorie</w:t>
+      </w:r>
+      <w:proofErr w:type="spellEnd"/>
+      <w:r>
+        <w:rPr>
+          <w:sz w:val="24"/>
+          <w:szCs w:val="24"/>
+          <w:lang w:val="fr-FR"/>
+        </w:rPr>
+        <w:t xml:space="preserve"> (FK)</w:t>
+      </w:r>
+    </w:p>
+    <w:p>
+      <w:pPr>
+        <w:numPr>
+          <w:ilvl w:val="0"/>
+          <w:numId w:val="20"/>
+        </w:numPr>
+        <w:rPr>
+          <w:sz w:val="24"/>
+          <w:szCs w:val="24"/>
+          <w:lang w:val="fr-FR"/>
+        </w:rPr>
+      </w:pPr>
+      <w:r>
+        <w:rPr>
+          <w:b/>
+          <w:bCs/>
+          <w:sz w:val="24"/>
+          <w:szCs w:val="24"/>
+          <w:lang w:val="fr-FR"/>
+        </w:rPr>
+        <w:t xml:space="preserve">Abonnement ↔ </w:t>
+      </w:r>
+      <w:proofErr w:type="spellStart"/>
+      <w:r>
+        <w:rPr>
+          <w:b/>
+          <w:bCs/>
+          <w:sz w:val="24"/>
+          <w:szCs w:val="24"/>
+          <w:lang w:val="fr-FR"/>
+        </w:rPr>
+        <w:t>Adherent</w:t>
+      </w:r>
+      <w:proofErr w:type="spellEnd"/>
+      <w:r>
+        <w:rPr>
+          <w:sz w:val="24"/>
+          <w:szCs w:val="24"/>
+          <w:lang w:val="fr-FR"/>
+        </w:rPr>
+        <w:t xml:space="preserve"> : Un abonnement appartient à un adhérent. La relation est gérée via </w:t>
+      </w:r>
+      <w:proofErr w:type="spellStart"/>
+      <w:r>
+        <w:rPr>
+          <w:sz w:val="24"/>
+          <w:szCs w:val="24"/>
+          <w:lang w:val="fr-FR"/>
+        </w:rPr>
+        <w:t>id_adherent</w:t>
+      </w:r>
+      <w:proofErr w:type="spellEnd"/>
+      <w:r>
+        <w:rPr>
+          <w:sz w:val="24"/>
+          <w:szCs w:val="24"/>
+          <w:lang w:val="fr-FR"/>
+        </w:rPr>
+        <w:t xml:space="preserve"> dans Abonnement.</w:t>
+      </w:r>
+    </w:p>
+    <w:p>
+      <w:pPr>
+        <w:numPr>
+          <w:ilvl w:val="0"/>
+          <w:numId w:val="20"/>
+        </w:numPr>
+        <w:rPr>
+          <w:sz w:val="24"/>
+          <w:szCs w:val="24"/>
+          <w:lang w:val="fr-FR"/>
+        </w:rPr>
+      </w:pPr>
+      <w:r>
+        <w:rPr>
+          <w:b/>
+          <w:bCs/>
+          <w:sz w:val="24"/>
+          <w:szCs w:val="24"/>
+          <w:lang w:val="fr-FR"/>
+        </w:rPr>
+        <w:t xml:space="preserve">Abonnement ↔ </w:t>
+      </w:r>
+      <w:proofErr w:type="spellStart"/>
+      <w:r>
+        <w:rPr>
+          <w:b/>
+          <w:bCs/>
+          <w:sz w:val="24"/>
+          <w:szCs w:val="24"/>
+          <w:lang w:val="fr-FR"/>
+        </w:rPr>
+        <w:t>HistoriqueAbonnement</w:t>
+      </w:r>
+      <w:proofErr w:type="spellEnd"/>
+      <w:r>
+        <w:rPr>
+          <w:sz w:val="24"/>
+          <w:szCs w:val="24"/>
+          <w:lang w:val="fr-FR"/>
+        </w:rPr>
+        <w:t xml:space="preserve"> : Un abonnement peut avoir un historique associé. La relation est faite via </w:t>
+      </w:r>
+      <w:proofErr w:type="spellStart"/>
+      <w:r>
+        <w:rPr>
+          <w:sz w:val="24"/>
+          <w:szCs w:val="24"/>
+          <w:lang w:val="fr-FR"/>
+        </w:rPr>
+        <w:t>id_abonnement</w:t>
+      </w:r>
+      <w:proofErr w:type="spellEnd"/>
+      <w:r>
+        <w:rPr>
+          <w:sz w:val="24"/>
+          <w:szCs w:val="24"/>
+          <w:lang w:val="fr-FR"/>
+        </w:rPr>
+        <w:t>.</w:t>
+      </w:r>
+    </w:p>
+    <w:p>
+      <w:pPr>
+        <w:numPr>
+          <w:ilvl w:val="0"/>
+          <w:numId w:val="20"/>
+        </w:numPr>
+        <w:rPr>
+          <w:sz w:val="24"/>
+          <w:szCs w:val="24"/>
+          <w:lang w:val="fr-FR"/>
+        </w:rPr>
+      </w:pPr>
+      <w:proofErr w:type="spellStart"/>
+      <w:r>
+        <w:rPr>
+          <w:b/>
+          <w:bCs/>
+          <w:sz w:val="24"/>
+          <w:szCs w:val="24"/>
+          <w:lang w:val="fr-FR"/>
+        </w:rPr>
+        <w:t>Adherent</w:t>
+      </w:r>
+      <w:proofErr w:type="spellEnd"/>
+      <w:r>
+        <w:rPr>
+          <w:b/>
+          <w:bCs/>
+          <w:sz w:val="24"/>
+          <w:szCs w:val="24"/>
+          <w:lang w:val="fr-FR"/>
+        </w:rPr>
+        <w:t xml:space="preserve"> ↔ </w:t>
+      </w:r>
+      <w:proofErr w:type="spellStart"/>
+      <w:r>
+        <w:rPr>
+          <w:b/>
+          <w:bCs/>
+          <w:sz w:val="24"/>
+          <w:szCs w:val="24"/>
+          <w:lang w:val="fr-FR"/>
+        </w:rPr>
+        <w:t>Pret</w:t>
+      </w:r>
+      <w:proofErr w:type="spellEnd"/>
+      <w:r>
+        <w:rPr>
+          <w:sz w:val="24"/>
+          <w:szCs w:val="24"/>
+          <w:lang w:val="fr-FR"/>
+        </w:rPr>
+        <w:t xml:space="preserve"> : Un adhérent peut avoir plusieurs prêts, chaque prêt étant lié à un livre spécifique. La relation est via </w:t>
+      </w:r>
+      <w:proofErr w:type="spellStart"/>
+      <w:r>
+        <w:rPr>
+          <w:sz w:val="24"/>
+          <w:szCs w:val="24"/>
+          <w:lang w:val="fr-FR"/>
+        </w:rPr>
+        <w:t>id_adherent</w:t>
+      </w:r>
+      <w:proofErr w:type="spellEnd"/>
+      <w:r>
+        <w:rPr>
+          <w:sz w:val="24"/>
+          <w:szCs w:val="24"/>
+          <w:lang w:val="fr-FR"/>
+        </w:rPr>
+        <w:t xml:space="preserve"> et </w:t>
+      </w:r>
+      <w:proofErr w:type="spellStart"/>
+      <w:r>
+        <w:rPr>
+          <w:sz w:val="24"/>
+          <w:szCs w:val="24"/>
+          <w:lang w:val="fr-FR"/>
+        </w:rPr>
+        <w:t>id_livre</w:t>
+      </w:r>
+      <w:proofErr w:type="spellEnd"/>
+      <w:r>
+        <w:rPr>
+          <w:sz w:val="24"/>
+          <w:szCs w:val="24"/>
+          <w:lang w:val="fr-FR"/>
+        </w:rPr>
+        <w:t xml:space="preserve"> dans </w:t>
+      </w:r>
+      <w:proofErr w:type="spellStart"/>
+      <w:r>
+        <w:rPr>
+          <w:sz w:val="24"/>
+          <w:szCs w:val="24"/>
+          <w:lang w:val="fr-FR"/>
+        </w:rPr>
+        <w:t>Pret</w:t>
+      </w:r>
+      <w:proofErr w:type="spellEnd"/>
+      <w:r>
+        <w:rPr>
+          <w:sz w:val="24"/>
+          <w:szCs w:val="24"/>
+          <w:lang w:val="fr-FR"/>
+        </w:rPr>
+        <w:t>.</w:t>
+      </w:r>
+    </w:p>
+    <w:p>
+      <w:pPr>
+        <w:numPr>
+          <w:ilvl w:val="0"/>
+          <w:numId w:val="20"/>
+        </w:numPr>
+        <w:rPr>
+          <w:sz w:val="24"/>
+          <w:szCs w:val="24"/>
+          <w:lang w:val="fr-FR"/>
+        </w:rPr>
+      </w:pPr>
+      <w:proofErr w:type="spellStart"/>
+      <w:r>
+        <w:rPr>
+          <w:b/>
+          <w:bCs/>
+          <w:sz w:val="24"/>
+          <w:szCs w:val="24"/>
+          <w:lang w:val="fr-FR"/>
+        </w:rPr>
+        <w:t>Adherent</w:t>
+      </w:r>
+      <w:proofErr w:type="spellEnd"/>
+      <w:r>
+        <w:rPr>
+          <w:b/>
+          <w:bCs/>
+          <w:sz w:val="24"/>
+          <w:szCs w:val="24"/>
+          <w:lang w:val="fr-FR"/>
+        </w:rPr>
+        <w:t xml:space="preserve"> ↔ Paiement</w:t>
+      </w:r>
+      <w:r>
+        <w:rPr>
+          <w:sz w:val="24"/>
+          <w:szCs w:val="24"/>
+          <w:lang w:val="fr-FR"/>
+        </w:rPr>
+        <w:t xml:space="preserve"> : Un adhérent peut effectuer plusieurs paiements pour ses abonnements ou prêts. La relation est via </w:t>
+      </w:r>
+      <w:proofErr w:type="spellStart"/>
+      <w:r>
+        <w:rPr>
+          <w:sz w:val="24"/>
+          <w:szCs w:val="24"/>
+          <w:lang w:val="fr-FR"/>
+        </w:rPr>
+        <w:t>id_adherent</w:t>
+      </w:r>
+      <w:proofErr w:type="spellEnd"/>
+      <w:r>
+        <w:rPr>
+          <w:sz w:val="24"/>
+          <w:szCs w:val="24"/>
+          <w:lang w:val="fr-FR"/>
+        </w:rPr>
+        <w:t xml:space="preserve"> dans Paiement.</w:t>
+      </w:r>
+    </w:p>
+    <w:p>
+      <w:pPr>
+        <w:numPr>
+          <w:ilvl w:val="0"/>
+          <w:numId w:val="20"/>
+        </w:numPr>
+        <w:rPr>
+          <w:sz w:val="24"/>
+          <w:szCs w:val="24"/>
+          <w:lang w:val="fr-FR"/>
+        </w:rPr>
+      </w:pPr>
+      <w:proofErr w:type="spellStart"/>
+      <w:r>
+        <w:rPr>
+          <w:b/>
+          <w:bCs/>
+          <w:sz w:val="24"/>
+          <w:szCs w:val="24"/>
+          <w:lang w:val="fr-FR"/>
+        </w:rPr>
+        <w:t>Pret</w:t>
+      </w:r>
+      <w:proofErr w:type="spellEnd"/>
+      <w:r>
+        <w:rPr>
+          <w:b/>
+          <w:bCs/>
+          <w:sz w:val="24"/>
+          <w:szCs w:val="24"/>
+          <w:lang w:val="fr-FR"/>
+        </w:rPr>
+        <w:t xml:space="preserve"> ↔ </w:t>
+      </w:r>
+      <w:proofErr w:type="spellStart"/>
+      <w:r>
+        <w:rPr>
+          <w:b/>
+          <w:bCs/>
+          <w:sz w:val="24"/>
+          <w:szCs w:val="24"/>
+          <w:lang w:val="fr-FR"/>
+        </w:rPr>
+        <w:t>HistoriquePret</w:t>
+      </w:r>
+      <w:proofErr w:type="spellEnd"/>
+      <w:r>
+        <w:rPr>
+          <w:sz w:val="24"/>
+          <w:szCs w:val="24"/>
+          <w:lang w:val="fr-FR"/>
+        </w:rPr>
+        <w:t xml:space="preserve"> : Un prêt peut avoir plusieurs entrées dans l'historique pour suivre les retours et prolongations. La relation est via </w:t>
+      </w:r>
+      <w:proofErr w:type="spellStart"/>
+      <w:r>
+        <w:rPr>
+          <w:sz w:val="24"/>
+          <w:szCs w:val="24"/>
+          <w:lang w:val="fr-FR"/>
+        </w:rPr>
+        <w:t>id_pret</w:t>
+      </w:r>
+      <w:proofErr w:type="spellEnd"/>
+      <w:r>
+        <w:rPr>
+          <w:sz w:val="24"/>
+          <w:szCs w:val="24"/>
+          <w:lang w:val="fr-FR"/>
+        </w:rPr>
+        <w:t>.</w:t>
+      </w:r>
+    </w:p>
+    <w:p>
+      <w:pPr>
+        <w:rPr>
+          <w:sz w:val="24"/>
+          <w:szCs w:val="24"/>
+          <w:lang w:val="fr-FR"/>
+        </w:rPr>
+      </w:pPr>
+      <w:r>
+        <w:rPr>
+          <w:sz w:val="24"/>
+          <w:szCs w:val="24"/>
+          <w:lang w:val="fr-FR"/>
+        </w:rPr>
+        <w:pict w14:anchorId="7FA6369A">
+          <v:rect id="_x0000_i1062" style="width:0;height:1.5pt" o:hralign="center" o:hrstd="t" o:hr="t" fillcolor="#a0a0a0" stroked="f"/>
+        </w:pict>
+      </w:r>
+    </w:p>
+    <w:p>
+      <w:pPr>
+        <w:rPr>
+          <w:b/>
+          <w:bCs/>
+          <w:sz w:val="24"/>
+          <w:szCs w:val="24"/>
+          <w:lang w:val="fr-FR"/>
+        </w:rPr>
+      </w:pPr>
+      <w:r>
+        <w:rPr>
+          <w:b/>
+          <w:bCs/>
+          <w:sz w:val="24"/>
+          <w:szCs w:val="24"/>
+          <w:lang w:val="fr-FR"/>
+        </w:rPr>
+        <w:t>Contraintes et Index</w:t>
+      </w:r>
+    </w:p>
+    <w:p>
+      <w:pPr>
+        <w:numPr>
+          <w:ilvl w:val="0"/>
+          <w:numId w:val="21"/>
+        </w:numPr>
+        <w:rPr>
+          <w:sz w:val="24"/>
+          <w:szCs w:val="24"/>
+          <w:lang w:val="fr-FR"/>
+        </w:rPr>
+      </w:pPr>
+      <w:r>
+        <w:rPr>
+          <w:b/>
+          <w:bCs/>
+          <w:sz w:val="24"/>
+          <w:szCs w:val="24"/>
+          <w:lang w:val="fr-FR"/>
+        </w:rPr>
+        <w:lastRenderedPageBreak/>
+        <w:t>Clé primaire (PK)</w:t>
+      </w:r>
+      <w:r>
+        <w:rPr>
+          <w:sz w:val="24"/>
+          <w:szCs w:val="24"/>
+          <w:lang w:val="fr-FR"/>
+        </w:rPr>
+        <w:t xml:space="preserve"> : Chaque table a une clé primaire définie sur son identifiant unique.</w:t>
+      </w:r>
+    </w:p>
+    <w:p>
+      <w:pPr>
+        <w:numPr>
+          <w:ilvl w:val="0"/>
+          <w:numId w:val="21"/>
+        </w:numPr>
+        <w:rPr>
+          <w:sz w:val="24"/>
+          <w:szCs w:val="24"/>
+          <w:lang w:val="fr-FR"/>
+        </w:rPr>
+      </w:pPr>
+      <w:r>
+        <w:rPr>
+          <w:b/>
+          <w:bCs/>
+          <w:sz w:val="24"/>
+          <w:szCs w:val="24"/>
+          <w:lang w:val="fr-FR"/>
+        </w:rPr>
+        <w:t>Clé étrangère (FK)</w:t>
+      </w:r>
+      <w:r>
+        <w:rPr>
+          <w:sz w:val="24"/>
+          <w:szCs w:val="24"/>
+          <w:lang w:val="fr-FR"/>
+        </w:rPr>
+        <w:t xml:space="preserve"> : Des contraintes de clé étrangère sont utilisées pour maintenir l'intégrité référentielle entre les entités.</w:t>
+      </w:r>
+    </w:p>
+    <w:p>
+      <w:pPr>
+        <w:numPr>
+          <w:ilvl w:val="0"/>
+          <w:numId w:val="21"/>
+        </w:numPr>
+        <w:rPr>
+          <w:sz w:val="24"/>
+          <w:szCs w:val="24"/>
+          <w:lang w:val="fr-FR"/>
+        </w:rPr>
+      </w:pPr>
+      <w:r>
+        <w:rPr>
+          <w:b/>
+          <w:bCs/>
+          <w:sz w:val="24"/>
+          <w:szCs w:val="24"/>
+          <w:lang w:val="fr-FR"/>
+        </w:rPr>
+        <w:t>Index</w:t>
+      </w:r>
+      <w:r>
+        <w:rPr>
+          <w:sz w:val="24"/>
+          <w:szCs w:val="24"/>
+          <w:lang w:val="fr-FR"/>
+        </w:rPr>
+        <w:t xml:space="preserve"> : Des index peuvent être créés sur les attributs fréquemment utilisés dans les requêtes, tels </w:t>
+      </w:r>
+      <w:proofErr w:type="gramStart"/>
+      <w:r>
+        <w:rPr>
+          <w:sz w:val="24"/>
+          <w:szCs w:val="24"/>
+          <w:lang w:val="fr-FR"/>
+        </w:rPr>
+        <w:t xml:space="preserve">que </w:t>
+      </w:r>
+      <w:proofErr w:type="spellStart"/>
+      <w:r>
+        <w:rPr>
+          <w:sz w:val="24"/>
+          <w:szCs w:val="24"/>
+          <w:lang w:val="fr-FR"/>
+        </w:rPr>
+        <w:t>id</w:t>
+      </w:r>
+      <w:proofErr w:type="gramEnd"/>
+      <w:r>
+        <w:rPr>
+          <w:sz w:val="24"/>
+          <w:szCs w:val="24"/>
+          <w:lang w:val="fr-FR"/>
+        </w:rPr>
+        <w:t>_adherent</w:t>
+      </w:r>
+      <w:proofErr w:type="spellEnd"/>
+      <w:r>
+        <w:rPr>
+          <w:sz w:val="24"/>
+          <w:szCs w:val="24"/>
+          <w:lang w:val="fr-FR"/>
+        </w:rPr>
+        <w:t xml:space="preserve">, </w:t>
+      </w:r>
+      <w:proofErr w:type="spellStart"/>
+      <w:r>
+        <w:rPr>
+          <w:sz w:val="24"/>
+          <w:szCs w:val="24"/>
+          <w:lang w:val="fr-FR"/>
+        </w:rPr>
+        <w:t>id_livre</w:t>
+      </w:r>
+      <w:proofErr w:type="spellEnd"/>
+      <w:r>
+        <w:rPr>
+          <w:sz w:val="24"/>
+          <w:szCs w:val="24"/>
+          <w:lang w:val="fr-FR"/>
+        </w:rPr>
+        <w:t xml:space="preserve">, </w:t>
+      </w:r>
+      <w:proofErr w:type="spellStart"/>
+      <w:r>
+        <w:rPr>
+          <w:sz w:val="24"/>
+          <w:szCs w:val="24"/>
+          <w:lang w:val="fr-FR"/>
+        </w:rPr>
+        <w:t>date_pret</w:t>
+      </w:r>
+      <w:proofErr w:type="spellEnd"/>
+      <w:r>
+        <w:rPr>
+          <w:sz w:val="24"/>
+          <w:szCs w:val="24"/>
+          <w:lang w:val="fr-FR"/>
+        </w:rPr>
+        <w:t xml:space="preserve">, </w:t>
+      </w:r>
+      <w:proofErr w:type="spellStart"/>
+      <w:r>
+        <w:rPr>
+          <w:sz w:val="24"/>
+          <w:szCs w:val="24"/>
+          <w:lang w:val="fr-FR"/>
+        </w:rPr>
+        <w:t>date_paiement</w:t>
+      </w:r>
+      <w:proofErr w:type="spellEnd"/>
+      <w:r>
+        <w:rPr>
+          <w:sz w:val="24"/>
+          <w:szCs w:val="24"/>
+          <w:lang w:val="fr-FR"/>
+        </w:rPr>
+        <w:t>.</w:t>
+      </w:r>
+    </w:p>
+    <w:p>
+      <w:pPr>
+        <w:rPr>
+          <w:sz w:val="24"/>
+          <w:szCs w:val="24"/>
+          <w:lang w:val="fr-FR"/>
+        </w:rPr>
+      </w:pPr>
+    </w:p>
+    <w:p>
+      <w:pPr>
+        <w:pStyle w:val="Titre2"/>
+        <w:rPr>
+          <w:rFonts w:asciiTheme="minorHAnsi" w:hAnsiTheme="minorHAnsi"/>
+          <w:sz w:val="24"/>
+          <w:szCs w:val="24"/>
+          <w:lang w:val="fr-FR"/>
+        </w:rPr>
+      </w:pPr>
+      <w:r>
+        <w:rPr>
+          <w:rFonts w:asciiTheme="minorHAnsi" w:hAnsiTheme="minorHAnsi"/>
+          <w:sz w:val="24"/>
+          <w:szCs w:val="24"/>
+          <w:lang w:val="fr-FR"/>
+        </w:rPr>
+        <w:t>3. Tests effectués</w:t>
+      </w:r>
+    </w:p>
+    <w:p>
+      <w:pPr>
+        <w:rPr>
+          <w:sz w:val="24"/>
+          <w:szCs w:val="24"/>
+          <w:lang w:val="fr-FR"/>
+        </w:rPr>
+      </w:pPr>
+      <w:r>
+        <w:rPr>
+          <w:rFonts w:ascii="Segoe UI Symbol" w:hAnsi="Segoe UI Symbol" w:cs="Segoe UI Symbol"/>
+          <w:sz w:val="24"/>
+          <w:szCs w:val="24"/>
+          <w:lang w:val="fr-FR"/>
+        </w:rPr>
+        <w:t>✔</w:t>
+      </w:r>
+      <w:r>
+        <w:rPr>
+          <w:sz w:val="24"/>
+          <w:szCs w:val="24"/>
+          <w:lang w:val="fr-FR"/>
+        </w:rPr>
+        <w:t xml:space="preserve"> Tests base de données</w:t>
+      </w:r>
+    </w:p>
+    <w:p>
+      <w:pPr>
+        <w:rPr>
           <w:sz w:val="24"/>
           <w:szCs w:val="24"/>
           <w:lang w:val="fr-FR"/>
@@ -668,14 +3752,6 @@
           <w:lang w:val="fr-FR"/>
         </w:rPr>
         <w:br/>
-      </w:r>
-      <w:r>
-        <w:rPr>
-          <w:sz w:val="24"/>
-          <w:szCs w:val="24"/>
-          <w:lang w:val="fr-FR"/>
-        </w:rPr>
-        <w:lastRenderedPageBreak/>
         <w:t xml:space="preserve">  - Ajout / modification / suppression de documents.</w:t>
       </w:r>
       <w:r>
@@ -903,6 +3979,7 @@
           <w:szCs w:val="24"/>
           <w:lang w:val="fr-FR"/>
         </w:rPr>
+        <w:lastRenderedPageBreak/>
         <w:t>1. L’abonné se connecte.</w:t>
       </w:r>
       <w:r>
@@ -985,6 +4062,7 @@
       </w:r>
     </w:p>
     <w:sectPr>
+      <w:footerReference w:type="default" r:id="rId10"/>
       <w:pgSz w:w="12240" w:h="15840"/>
       <w:pgMar w:top="1440" w:right="1800" w:bottom="1440" w:left="1800" w:header="720" w:footer="720" w:gutter="0"/>
       <w:cols w:space="720"/>
@@ -992,6 +4070,100 @@
     </w:sectPr>
   </w:body>
 </w:document>
+</file>
+
+<file path=word/endnotes.xml><?xml version="1.0" encoding="utf-8"?>
+<w:endnotes xmlns:wpc="http://schemas.microsoft.com/office/word/2010/wordprocessingCanvas" xmlns:cx="http://schemas.microsoft.com/office/drawing/2014/chartex" xmlns:cx1="http://schemas.microsoft.com/office/drawing/2015/9/8/chartex" xmlns:cx2="http://schemas.microsoft.com/office/drawing/2015/10/21/chartex" xmlns:cx3="http://schemas.microsoft.com/office/drawing/2016/5/9/chartex" xmlns:cx4="http://schemas.microsoft.com/office/drawing/2016/5/10/chartex" xmlns:cx5="http://schemas.microsoft.com/office/drawing/2016/5/11/chartex" xmlns:cx6="http://schemas.microsoft.com/office/drawing/2016/5/12/chartex" xmlns:cx7="http://schemas.microsoft.com/office/drawing/2016/5/13/chartex" xmlns:cx8="http://schemas.microsoft.com/office/drawing/2016/5/14/chartex" xmlns:mc="http://schemas.openxmlformats.org/markup-compatibility/2006" xmlns:aink="http://schemas.microsoft.com/office/drawing/2016/ink" xmlns:am3d="http://schemas.microsoft.com/office/drawing/2017/model3d" xmlns:o="urn:schemas-microsoft-com:office:office" xmlns:oel="http://schemas.microsoft.com/office/2019/extlst" xmlns:r="http://schemas.openxmlformats.org/officeDocument/2006/relationships" xmlns:m="http://schemas.openxmlformats.org/officeDocument/2006/math" xmlns:v="urn:schemas-microsoft-com:vml" xmlns:wp14="http://schemas.microsoft.com/office/word/2010/wordprocessingDrawing" xmlns:wp="http://schemas.openxmlformats.org/drawingml/2006/wordprocessingDrawing" xmlns:w10="urn:schemas-microsoft-com:office:word" xmlns:w="http://schemas.openxmlformats.org/wordprocessingml/2006/main" xmlns:w14="http://schemas.microsoft.com/office/word/2010/wordml" xmlns:w15="http://schemas.microsoft.com/office/word/2012/wordml" xmlns:w16cex="http://schemas.microsoft.com/office/word/2018/wordml/cex" xmlns:w16cid="http://schemas.microsoft.com/office/word/2016/wordml/cid" xmlns:w16="http://schemas.microsoft.com/office/word/2018/wordml" xmlns:w16du="http://schemas.microsoft.com/office/word/2023/wordml/word16du" xmlns:w16sdtdh="http://schemas.microsoft.com/office/word/2020/wordml/sdtdatahash" xmlns:w16sdtfl="http://schemas.microsoft.com/office/word/2024/wordml/sdtformatlock" xmlns:w16se="http://schemas.microsoft.com/office/word/2015/wordml/symex" xmlns:wpg="http://schemas.microsoft.com/office/word/2010/wordprocessingGroup" xmlns:wpi="http://schemas.microsoft.com/office/word/2010/wordprocessingInk" xmlns:wne="http://schemas.microsoft.com/office/word/2006/wordml" xmlns:wps="http://schemas.microsoft.com/office/word/2010/wordprocessingShape" mc:Ignorable="w14 w15 w16se w16cid w16 w16cex w16sdtdh w16sdtfl w16du wp14">
+  <w:endnote w:type="separator" w:id="-1">
+    <w:p>
+      <w:pPr>
+        <w:spacing w:after="0" w:line="240" w:lineRule="auto"/>
+      </w:pPr>
+      <w:r>
+        <w:separator/>
+      </w:r>
+    </w:p>
+  </w:endnote>
+  <w:endnote w:type="continuationSeparator" w:id="0">
+    <w:p>
+      <w:pPr>
+        <w:spacing w:after="0" w:line="240" w:lineRule="auto"/>
+      </w:pPr>
+      <w:r>
+        <w:continuationSeparator/>
+      </w:r>
+    </w:p>
+  </w:endnote>
+</w:endnotes>
+</file>
+
+<file path=word/footer1.xml><?xml version="1.0" encoding="utf-8"?>
+<w:ftr xmlns:wpc="http://schemas.microsoft.com/office/word/2010/wordprocessingCanvas" xmlns:cx="http://schemas.microsoft.com/office/drawing/2014/chartex" xmlns:cx1="http://schemas.microsoft.com/office/drawing/2015/9/8/chartex" xmlns:cx2="http://schemas.microsoft.com/office/drawing/2015/10/21/chartex" xmlns:cx3="http://schemas.microsoft.com/office/drawing/2016/5/9/chartex" xmlns:cx4="http://schemas.microsoft.com/office/drawing/2016/5/10/chartex" xmlns:cx5="http://schemas.microsoft.com/office/drawing/2016/5/11/chartex" xmlns:cx6="http://schemas.microsoft.com/office/drawing/2016/5/12/chartex" xmlns:cx7="http://schemas.microsoft.com/office/drawing/2016/5/13/chartex" xmlns:cx8="http://schemas.microsoft.com/office/drawing/2016/5/14/chartex" xmlns:mc="http://schemas.openxmlformats.org/markup-compatibility/2006" xmlns:aink="http://schemas.microsoft.com/office/drawing/2016/ink" xmlns:am3d="http://schemas.microsoft.com/office/drawing/2017/model3d" xmlns:o="urn:schemas-microsoft-com:office:office" xmlns:oel="http://schemas.microsoft.com/office/2019/extlst" xmlns:r="http://schemas.openxmlformats.org/officeDocument/2006/relationships" xmlns:m="http://schemas.openxmlformats.org/officeDocument/2006/math" xmlns:v="urn:schemas-microsoft-com:vml" xmlns:wp14="http://schemas.microsoft.com/office/word/2010/wordprocessingDrawing" xmlns:wp="http://schemas.openxmlformats.org/drawingml/2006/wordprocessingDrawing" xmlns:w10="urn:schemas-microsoft-com:office:word" xmlns:w="http://schemas.openxmlformats.org/wordprocessingml/2006/main" xmlns:w14="http://schemas.microsoft.com/office/word/2010/wordml" xmlns:w15="http://schemas.microsoft.com/office/word/2012/wordml" xmlns:w16cex="http://schemas.microsoft.com/office/word/2018/wordml/cex" xmlns:w16cid="http://schemas.microsoft.com/office/word/2016/wordml/cid" xmlns:w16="http://schemas.microsoft.com/office/word/2018/wordml" xmlns:w16du="http://schemas.microsoft.com/office/word/2023/wordml/word16du" xmlns:w16sdtdh="http://schemas.microsoft.com/office/word/2020/wordml/sdtdatahash" xmlns:w16sdtfl="http://schemas.microsoft.com/office/word/2024/wordml/sdtformatlock" xmlns:w16se="http://schemas.microsoft.com/office/word/2015/wordml/symex" xmlns:wpg="http://schemas.microsoft.com/office/word/2010/wordprocessingGroup" xmlns:wpi="http://schemas.microsoft.com/office/word/2010/wordprocessingInk" xmlns:wne="http://schemas.microsoft.com/office/word/2006/wordml" xmlns:wps="http://schemas.microsoft.com/office/word/2010/wordprocessingShape" mc:Ignorable="w14 w15 w16se w16cid w16 w16cex w16sdtdh w16sdtfl w16du wp14">
+  <w:sdt>
+    <w:sdtPr>
+      <w:id w:val="-1054311362"/>
+      <w:docPartObj>
+        <w:docPartGallery w:val="Page Numbers (Bottom of Page)"/>
+        <w:docPartUnique/>
+      </w:docPartObj>
+    </w:sdtPr>
+    <w:sdtContent>
+      <w:p>
+        <w:pPr>
+          <w:pStyle w:val="Pieddepage"/>
+        </w:pPr>
+        <w:r>
+          <w:fldChar w:fldCharType="begin"/>
+        </w:r>
+        <w:r>
+          <w:instrText>PAGE   \* MERGEFORMAT</w:instrText>
+        </w:r>
+        <w:r>
+          <w:fldChar w:fldCharType="separate"/>
+        </w:r>
+        <w:r>
+          <w:rPr>
+            <w:lang w:val="fr-FR"/>
+          </w:rPr>
+          <w:t>2</w:t>
+        </w:r>
+        <w:r>
+          <w:fldChar w:fldCharType="end"/>
+        </w:r>
+      </w:p>
+    </w:sdtContent>
+  </w:sdt>
+  <w:p>
+    <w:pPr>
+      <w:pStyle w:val="Pieddepage"/>
+    </w:pPr>
+  </w:p>
+</w:ftr>
+</file>
+
+<file path=word/footnotes.xml><?xml version="1.0" encoding="utf-8"?>
+<w:footnotes xmlns:wpc="http://schemas.microsoft.com/office/word/2010/wordprocessingCanvas" xmlns:cx="http://schemas.microsoft.com/office/drawing/2014/chartex" xmlns:cx1="http://schemas.microsoft.com/office/drawing/2015/9/8/chartex" xmlns:cx2="http://schemas.microsoft.com/office/drawing/2015/10/21/chartex" xmlns:cx3="http://schemas.microsoft.com/office/drawing/2016/5/9/chartex" xmlns:cx4="http://schemas.microsoft.com/office/drawing/2016/5/10/chartex" xmlns:cx5="http://schemas.microsoft.com/office/drawing/2016/5/11/chartex" xmlns:cx6="http://schemas.microsoft.com/office/drawing/2016/5/12/chartex" xmlns:cx7="http://schemas.microsoft.com/office/drawing/2016/5/13/chartex" xmlns:cx8="http://schemas.microsoft.com/office/drawing/2016/5/14/chartex" xmlns:mc="http://schemas.openxmlformats.org/markup-compatibility/2006" xmlns:aink="http://schemas.microsoft.com/office/drawing/2016/ink" xmlns:am3d="http://schemas.microsoft.com/office/drawing/2017/model3d" xmlns:o="urn:schemas-microsoft-com:office:office" xmlns:oel="http://schemas.microsoft.com/office/2019/extlst" xmlns:r="http://schemas.openxmlformats.org/officeDocument/2006/relationships" xmlns:m="http://schemas.openxmlformats.org/officeDocument/2006/math" xmlns:v="urn:schemas-microsoft-com:vml" xmlns:wp14="http://schemas.microsoft.com/office/word/2010/wordprocessingDrawing" xmlns:wp="http://schemas.openxmlformats.org/drawingml/2006/wordprocessingDrawing" xmlns:w10="urn:schemas-microsoft-com:office:word" xmlns:w="http://schemas.openxmlformats.org/wordprocessingml/2006/main" xmlns:w14="http://schemas.microsoft.com/office/word/2010/wordml" xmlns:w15="http://schemas.microsoft.com/office/word/2012/wordml" xmlns:w16cex="http://schemas.microsoft.com/office/word/2018/wordml/cex" xmlns:w16cid="http://schemas.microsoft.com/office/word/2016/wordml/cid" xmlns:w16="http://schemas.microsoft.com/office/word/2018/wordml" xmlns:w16du="http://schemas.microsoft.com/office/word/2023/wordml/word16du" xmlns:w16sdtdh="http://schemas.microsoft.com/office/word/2020/wordml/sdtdatahash" xmlns:w16sdtfl="http://schemas.microsoft.com/office/word/2024/wordml/sdtformatlock" xmlns:w16se="http://schemas.microsoft.com/office/word/2015/wordml/symex" xmlns:wpg="http://schemas.microsoft.com/office/word/2010/wordprocessingGroup" xmlns:wpi="http://schemas.microsoft.com/office/word/2010/wordprocessingInk" xmlns:wne="http://schemas.microsoft.com/office/word/2006/wordml" xmlns:wps="http://schemas.microsoft.com/office/word/2010/wordprocessingShape" mc:Ignorable="w14 w15 w16se w16cid w16 w16cex w16sdtdh w16sdtfl w16du wp14">
+  <w:footnote w:type="separator" w:id="-1">
+    <w:p>
+      <w:pPr>
+        <w:spacing w:after="0" w:line="240" w:lineRule="auto"/>
+      </w:pPr>
+      <w:r>
+        <w:separator/>
+      </w:r>
+    </w:p>
+  </w:footnote>
+  <w:footnote w:type="continuationSeparator" w:id="0">
+    <w:p>
+      <w:pPr>
+        <w:spacing w:after="0" w:line="240" w:lineRule="auto"/>
+      </w:pPr>
+      <w:r>
+        <w:continuationSeparator/>
+      </w:r>
+    </w:p>
+  </w:footnote>
+</w:footnotes>
 </file>
 
 <file path=word/numbering.xml><?xml version="1.0" encoding="utf-8"?>
@@ -1164,6 +4336,1766 @@
       </w:pPr>
       <w:rPr>
         <w:rFonts w:ascii="Symbol" w:hAnsi="Symbol" w:hint="default"/>
+      </w:rPr>
+    </w:lvl>
+  </w:abstractNum>
+  <w:abstractNum w:abstractNumId="9" w15:restartNumberingAfterBreak="0">
+    <w:nsid w:val="0ADE0B21"/>
+    <w:multiLevelType w:val="multilevel"/>
+    <w:tmpl w:val="2DA45862"/>
+    <w:lvl w:ilvl="0">
+      <w:start w:val="1"/>
+      <w:numFmt w:val="bullet"/>
+      <w:lvlText w:val=""/>
+      <w:lvlJc w:val="left"/>
+      <w:pPr>
+        <w:tabs>
+          <w:tab w:val="num" w:pos="720"/>
+        </w:tabs>
+        <w:ind w:left="720" w:hanging="360"/>
+      </w:pPr>
+      <w:rPr>
+        <w:rFonts w:ascii="Symbol" w:hAnsi="Symbol" w:hint="default"/>
+        <w:sz w:val="20"/>
+      </w:rPr>
+    </w:lvl>
+    <w:lvl w:ilvl="1" w:tentative="1">
+      <w:start w:val="1"/>
+      <w:numFmt w:val="bullet"/>
+      <w:lvlText w:val="o"/>
+      <w:lvlJc w:val="left"/>
+      <w:pPr>
+        <w:tabs>
+          <w:tab w:val="num" w:pos="1440"/>
+        </w:tabs>
+        <w:ind w:left="1440" w:hanging="360"/>
+      </w:pPr>
+      <w:rPr>
+        <w:rFonts w:ascii="Courier New" w:hAnsi="Courier New" w:hint="default"/>
+        <w:sz w:val="20"/>
+      </w:rPr>
+    </w:lvl>
+    <w:lvl w:ilvl="2" w:tentative="1">
+      <w:start w:val="1"/>
+      <w:numFmt w:val="bullet"/>
+      <w:lvlText w:val=""/>
+      <w:lvlJc w:val="left"/>
+      <w:pPr>
+        <w:tabs>
+          <w:tab w:val="num" w:pos="2160"/>
+        </w:tabs>
+        <w:ind w:left="2160" w:hanging="360"/>
+      </w:pPr>
+      <w:rPr>
+        <w:rFonts w:ascii="Wingdings" w:hAnsi="Wingdings" w:hint="default"/>
+        <w:sz w:val="20"/>
+      </w:rPr>
+    </w:lvl>
+    <w:lvl w:ilvl="3" w:tentative="1">
+      <w:start w:val="1"/>
+      <w:numFmt w:val="bullet"/>
+      <w:lvlText w:val=""/>
+      <w:lvlJc w:val="left"/>
+      <w:pPr>
+        <w:tabs>
+          <w:tab w:val="num" w:pos="2880"/>
+        </w:tabs>
+        <w:ind w:left="2880" w:hanging="360"/>
+      </w:pPr>
+      <w:rPr>
+        <w:rFonts w:ascii="Wingdings" w:hAnsi="Wingdings" w:hint="default"/>
+        <w:sz w:val="20"/>
+      </w:rPr>
+    </w:lvl>
+    <w:lvl w:ilvl="4" w:tentative="1">
+      <w:start w:val="1"/>
+      <w:numFmt w:val="bullet"/>
+      <w:lvlText w:val=""/>
+      <w:lvlJc w:val="left"/>
+      <w:pPr>
+        <w:tabs>
+          <w:tab w:val="num" w:pos="3600"/>
+        </w:tabs>
+        <w:ind w:left="3600" w:hanging="360"/>
+      </w:pPr>
+      <w:rPr>
+        <w:rFonts w:ascii="Wingdings" w:hAnsi="Wingdings" w:hint="default"/>
+        <w:sz w:val="20"/>
+      </w:rPr>
+    </w:lvl>
+    <w:lvl w:ilvl="5" w:tentative="1">
+      <w:start w:val="1"/>
+      <w:numFmt w:val="bullet"/>
+      <w:lvlText w:val=""/>
+      <w:lvlJc w:val="left"/>
+      <w:pPr>
+        <w:tabs>
+          <w:tab w:val="num" w:pos="4320"/>
+        </w:tabs>
+        <w:ind w:left="4320" w:hanging="360"/>
+      </w:pPr>
+      <w:rPr>
+        <w:rFonts w:ascii="Wingdings" w:hAnsi="Wingdings" w:hint="default"/>
+        <w:sz w:val="20"/>
+      </w:rPr>
+    </w:lvl>
+    <w:lvl w:ilvl="6" w:tentative="1">
+      <w:start w:val="1"/>
+      <w:numFmt w:val="bullet"/>
+      <w:lvlText w:val=""/>
+      <w:lvlJc w:val="left"/>
+      <w:pPr>
+        <w:tabs>
+          <w:tab w:val="num" w:pos="5040"/>
+        </w:tabs>
+        <w:ind w:left="5040" w:hanging="360"/>
+      </w:pPr>
+      <w:rPr>
+        <w:rFonts w:ascii="Wingdings" w:hAnsi="Wingdings" w:hint="default"/>
+        <w:sz w:val="20"/>
+      </w:rPr>
+    </w:lvl>
+    <w:lvl w:ilvl="7" w:tentative="1">
+      <w:start w:val="1"/>
+      <w:numFmt w:val="bullet"/>
+      <w:lvlText w:val=""/>
+      <w:lvlJc w:val="left"/>
+      <w:pPr>
+        <w:tabs>
+          <w:tab w:val="num" w:pos="5760"/>
+        </w:tabs>
+        <w:ind w:left="5760" w:hanging="360"/>
+      </w:pPr>
+      <w:rPr>
+        <w:rFonts w:ascii="Wingdings" w:hAnsi="Wingdings" w:hint="default"/>
+        <w:sz w:val="20"/>
+      </w:rPr>
+    </w:lvl>
+    <w:lvl w:ilvl="8" w:tentative="1">
+      <w:start w:val="1"/>
+      <w:numFmt w:val="bullet"/>
+      <w:lvlText w:val=""/>
+      <w:lvlJc w:val="left"/>
+      <w:pPr>
+        <w:tabs>
+          <w:tab w:val="num" w:pos="6480"/>
+        </w:tabs>
+        <w:ind w:left="6480" w:hanging="360"/>
+      </w:pPr>
+      <w:rPr>
+        <w:rFonts w:ascii="Wingdings" w:hAnsi="Wingdings" w:hint="default"/>
+        <w:sz w:val="20"/>
+      </w:rPr>
+    </w:lvl>
+  </w:abstractNum>
+  <w:abstractNum w:abstractNumId="10" w15:restartNumberingAfterBreak="0">
+    <w:nsid w:val="10D85662"/>
+    <w:multiLevelType w:val="multilevel"/>
+    <w:tmpl w:val="55A64D8A"/>
+    <w:lvl w:ilvl="0">
+      <w:start w:val="1"/>
+      <w:numFmt w:val="bullet"/>
+      <w:lvlText w:val=""/>
+      <w:lvlJc w:val="left"/>
+      <w:pPr>
+        <w:tabs>
+          <w:tab w:val="num" w:pos="720"/>
+        </w:tabs>
+        <w:ind w:left="720" w:hanging="360"/>
+      </w:pPr>
+      <w:rPr>
+        <w:rFonts w:ascii="Symbol" w:hAnsi="Symbol" w:hint="default"/>
+        <w:sz w:val="20"/>
+      </w:rPr>
+    </w:lvl>
+    <w:lvl w:ilvl="1" w:tentative="1">
+      <w:start w:val="1"/>
+      <w:numFmt w:val="bullet"/>
+      <w:lvlText w:val="o"/>
+      <w:lvlJc w:val="left"/>
+      <w:pPr>
+        <w:tabs>
+          <w:tab w:val="num" w:pos="1440"/>
+        </w:tabs>
+        <w:ind w:left="1440" w:hanging="360"/>
+      </w:pPr>
+      <w:rPr>
+        <w:rFonts w:ascii="Courier New" w:hAnsi="Courier New" w:hint="default"/>
+        <w:sz w:val="20"/>
+      </w:rPr>
+    </w:lvl>
+    <w:lvl w:ilvl="2" w:tentative="1">
+      <w:start w:val="1"/>
+      <w:numFmt w:val="bullet"/>
+      <w:lvlText w:val=""/>
+      <w:lvlJc w:val="left"/>
+      <w:pPr>
+        <w:tabs>
+          <w:tab w:val="num" w:pos="2160"/>
+        </w:tabs>
+        <w:ind w:left="2160" w:hanging="360"/>
+      </w:pPr>
+      <w:rPr>
+        <w:rFonts w:ascii="Wingdings" w:hAnsi="Wingdings" w:hint="default"/>
+        <w:sz w:val="20"/>
+      </w:rPr>
+    </w:lvl>
+    <w:lvl w:ilvl="3" w:tentative="1">
+      <w:start w:val="1"/>
+      <w:numFmt w:val="bullet"/>
+      <w:lvlText w:val=""/>
+      <w:lvlJc w:val="left"/>
+      <w:pPr>
+        <w:tabs>
+          <w:tab w:val="num" w:pos="2880"/>
+        </w:tabs>
+        <w:ind w:left="2880" w:hanging="360"/>
+      </w:pPr>
+      <w:rPr>
+        <w:rFonts w:ascii="Wingdings" w:hAnsi="Wingdings" w:hint="default"/>
+        <w:sz w:val="20"/>
+      </w:rPr>
+    </w:lvl>
+    <w:lvl w:ilvl="4" w:tentative="1">
+      <w:start w:val="1"/>
+      <w:numFmt w:val="bullet"/>
+      <w:lvlText w:val=""/>
+      <w:lvlJc w:val="left"/>
+      <w:pPr>
+        <w:tabs>
+          <w:tab w:val="num" w:pos="3600"/>
+        </w:tabs>
+        <w:ind w:left="3600" w:hanging="360"/>
+      </w:pPr>
+      <w:rPr>
+        <w:rFonts w:ascii="Wingdings" w:hAnsi="Wingdings" w:hint="default"/>
+        <w:sz w:val="20"/>
+      </w:rPr>
+    </w:lvl>
+    <w:lvl w:ilvl="5" w:tentative="1">
+      <w:start w:val="1"/>
+      <w:numFmt w:val="bullet"/>
+      <w:lvlText w:val=""/>
+      <w:lvlJc w:val="left"/>
+      <w:pPr>
+        <w:tabs>
+          <w:tab w:val="num" w:pos="4320"/>
+        </w:tabs>
+        <w:ind w:left="4320" w:hanging="360"/>
+      </w:pPr>
+      <w:rPr>
+        <w:rFonts w:ascii="Wingdings" w:hAnsi="Wingdings" w:hint="default"/>
+        <w:sz w:val="20"/>
+      </w:rPr>
+    </w:lvl>
+    <w:lvl w:ilvl="6" w:tentative="1">
+      <w:start w:val="1"/>
+      <w:numFmt w:val="bullet"/>
+      <w:lvlText w:val=""/>
+      <w:lvlJc w:val="left"/>
+      <w:pPr>
+        <w:tabs>
+          <w:tab w:val="num" w:pos="5040"/>
+        </w:tabs>
+        <w:ind w:left="5040" w:hanging="360"/>
+      </w:pPr>
+      <w:rPr>
+        <w:rFonts w:ascii="Wingdings" w:hAnsi="Wingdings" w:hint="default"/>
+        <w:sz w:val="20"/>
+      </w:rPr>
+    </w:lvl>
+    <w:lvl w:ilvl="7" w:tentative="1">
+      <w:start w:val="1"/>
+      <w:numFmt w:val="bullet"/>
+      <w:lvlText w:val=""/>
+      <w:lvlJc w:val="left"/>
+      <w:pPr>
+        <w:tabs>
+          <w:tab w:val="num" w:pos="5760"/>
+        </w:tabs>
+        <w:ind w:left="5760" w:hanging="360"/>
+      </w:pPr>
+      <w:rPr>
+        <w:rFonts w:ascii="Wingdings" w:hAnsi="Wingdings" w:hint="default"/>
+        <w:sz w:val="20"/>
+      </w:rPr>
+    </w:lvl>
+    <w:lvl w:ilvl="8" w:tentative="1">
+      <w:start w:val="1"/>
+      <w:numFmt w:val="bullet"/>
+      <w:lvlText w:val=""/>
+      <w:lvlJc w:val="left"/>
+      <w:pPr>
+        <w:tabs>
+          <w:tab w:val="num" w:pos="6480"/>
+        </w:tabs>
+        <w:ind w:left="6480" w:hanging="360"/>
+      </w:pPr>
+      <w:rPr>
+        <w:rFonts w:ascii="Wingdings" w:hAnsi="Wingdings" w:hint="default"/>
+        <w:sz w:val="20"/>
+      </w:rPr>
+    </w:lvl>
+  </w:abstractNum>
+  <w:abstractNum w:abstractNumId="11" w15:restartNumberingAfterBreak="0">
+    <w:nsid w:val="29D501E1"/>
+    <w:multiLevelType w:val="multilevel"/>
+    <w:tmpl w:val="79FE72E0"/>
+    <w:lvl w:ilvl="0">
+      <w:start w:val="1"/>
+      <w:numFmt w:val="bullet"/>
+      <w:lvlText w:val=""/>
+      <w:lvlJc w:val="left"/>
+      <w:pPr>
+        <w:tabs>
+          <w:tab w:val="num" w:pos="720"/>
+        </w:tabs>
+        <w:ind w:left="720" w:hanging="360"/>
+      </w:pPr>
+      <w:rPr>
+        <w:rFonts w:ascii="Symbol" w:hAnsi="Symbol" w:hint="default"/>
+        <w:sz w:val="20"/>
+      </w:rPr>
+    </w:lvl>
+    <w:lvl w:ilvl="1" w:tentative="1">
+      <w:start w:val="1"/>
+      <w:numFmt w:val="bullet"/>
+      <w:lvlText w:val="o"/>
+      <w:lvlJc w:val="left"/>
+      <w:pPr>
+        <w:tabs>
+          <w:tab w:val="num" w:pos="1440"/>
+        </w:tabs>
+        <w:ind w:left="1440" w:hanging="360"/>
+      </w:pPr>
+      <w:rPr>
+        <w:rFonts w:ascii="Courier New" w:hAnsi="Courier New" w:hint="default"/>
+        <w:sz w:val="20"/>
+      </w:rPr>
+    </w:lvl>
+    <w:lvl w:ilvl="2" w:tentative="1">
+      <w:start w:val="1"/>
+      <w:numFmt w:val="bullet"/>
+      <w:lvlText w:val=""/>
+      <w:lvlJc w:val="left"/>
+      <w:pPr>
+        <w:tabs>
+          <w:tab w:val="num" w:pos="2160"/>
+        </w:tabs>
+        <w:ind w:left="2160" w:hanging="360"/>
+      </w:pPr>
+      <w:rPr>
+        <w:rFonts w:ascii="Wingdings" w:hAnsi="Wingdings" w:hint="default"/>
+        <w:sz w:val="20"/>
+      </w:rPr>
+    </w:lvl>
+    <w:lvl w:ilvl="3" w:tentative="1">
+      <w:start w:val="1"/>
+      <w:numFmt w:val="bullet"/>
+      <w:lvlText w:val=""/>
+      <w:lvlJc w:val="left"/>
+      <w:pPr>
+        <w:tabs>
+          <w:tab w:val="num" w:pos="2880"/>
+        </w:tabs>
+        <w:ind w:left="2880" w:hanging="360"/>
+      </w:pPr>
+      <w:rPr>
+        <w:rFonts w:ascii="Wingdings" w:hAnsi="Wingdings" w:hint="default"/>
+        <w:sz w:val="20"/>
+      </w:rPr>
+    </w:lvl>
+    <w:lvl w:ilvl="4" w:tentative="1">
+      <w:start w:val="1"/>
+      <w:numFmt w:val="bullet"/>
+      <w:lvlText w:val=""/>
+      <w:lvlJc w:val="left"/>
+      <w:pPr>
+        <w:tabs>
+          <w:tab w:val="num" w:pos="3600"/>
+        </w:tabs>
+        <w:ind w:left="3600" w:hanging="360"/>
+      </w:pPr>
+      <w:rPr>
+        <w:rFonts w:ascii="Wingdings" w:hAnsi="Wingdings" w:hint="default"/>
+        <w:sz w:val="20"/>
+      </w:rPr>
+    </w:lvl>
+    <w:lvl w:ilvl="5" w:tentative="1">
+      <w:start w:val="1"/>
+      <w:numFmt w:val="bullet"/>
+      <w:lvlText w:val=""/>
+      <w:lvlJc w:val="left"/>
+      <w:pPr>
+        <w:tabs>
+          <w:tab w:val="num" w:pos="4320"/>
+        </w:tabs>
+        <w:ind w:left="4320" w:hanging="360"/>
+      </w:pPr>
+      <w:rPr>
+        <w:rFonts w:ascii="Wingdings" w:hAnsi="Wingdings" w:hint="default"/>
+        <w:sz w:val="20"/>
+      </w:rPr>
+    </w:lvl>
+    <w:lvl w:ilvl="6" w:tentative="1">
+      <w:start w:val="1"/>
+      <w:numFmt w:val="bullet"/>
+      <w:lvlText w:val=""/>
+      <w:lvlJc w:val="left"/>
+      <w:pPr>
+        <w:tabs>
+          <w:tab w:val="num" w:pos="5040"/>
+        </w:tabs>
+        <w:ind w:left="5040" w:hanging="360"/>
+      </w:pPr>
+      <w:rPr>
+        <w:rFonts w:ascii="Wingdings" w:hAnsi="Wingdings" w:hint="default"/>
+        <w:sz w:val="20"/>
+      </w:rPr>
+    </w:lvl>
+    <w:lvl w:ilvl="7" w:tentative="1">
+      <w:start w:val="1"/>
+      <w:numFmt w:val="bullet"/>
+      <w:lvlText w:val=""/>
+      <w:lvlJc w:val="left"/>
+      <w:pPr>
+        <w:tabs>
+          <w:tab w:val="num" w:pos="5760"/>
+        </w:tabs>
+        <w:ind w:left="5760" w:hanging="360"/>
+      </w:pPr>
+      <w:rPr>
+        <w:rFonts w:ascii="Wingdings" w:hAnsi="Wingdings" w:hint="default"/>
+        <w:sz w:val="20"/>
+      </w:rPr>
+    </w:lvl>
+    <w:lvl w:ilvl="8" w:tentative="1">
+      <w:start w:val="1"/>
+      <w:numFmt w:val="bullet"/>
+      <w:lvlText w:val=""/>
+      <w:lvlJc w:val="left"/>
+      <w:pPr>
+        <w:tabs>
+          <w:tab w:val="num" w:pos="6480"/>
+        </w:tabs>
+        <w:ind w:left="6480" w:hanging="360"/>
+      </w:pPr>
+      <w:rPr>
+        <w:rFonts w:ascii="Wingdings" w:hAnsi="Wingdings" w:hint="default"/>
+        <w:sz w:val="20"/>
+      </w:rPr>
+    </w:lvl>
+  </w:abstractNum>
+  <w:abstractNum w:abstractNumId="12" w15:restartNumberingAfterBreak="0">
+    <w:nsid w:val="3BB003DD"/>
+    <w:multiLevelType w:val="multilevel"/>
+    <w:tmpl w:val="A498D6DE"/>
+    <w:lvl w:ilvl="0">
+      <w:start w:val="1"/>
+      <w:numFmt w:val="bullet"/>
+      <w:lvlText w:val=""/>
+      <w:lvlJc w:val="left"/>
+      <w:pPr>
+        <w:tabs>
+          <w:tab w:val="num" w:pos="720"/>
+        </w:tabs>
+        <w:ind w:left="720" w:hanging="360"/>
+      </w:pPr>
+      <w:rPr>
+        <w:rFonts w:ascii="Symbol" w:hAnsi="Symbol" w:hint="default"/>
+        <w:sz w:val="20"/>
+      </w:rPr>
+    </w:lvl>
+    <w:lvl w:ilvl="1" w:tentative="1">
+      <w:start w:val="1"/>
+      <w:numFmt w:val="bullet"/>
+      <w:lvlText w:val="o"/>
+      <w:lvlJc w:val="left"/>
+      <w:pPr>
+        <w:tabs>
+          <w:tab w:val="num" w:pos="1440"/>
+        </w:tabs>
+        <w:ind w:left="1440" w:hanging="360"/>
+      </w:pPr>
+      <w:rPr>
+        <w:rFonts w:ascii="Courier New" w:hAnsi="Courier New" w:hint="default"/>
+        <w:sz w:val="20"/>
+      </w:rPr>
+    </w:lvl>
+    <w:lvl w:ilvl="2" w:tentative="1">
+      <w:start w:val="1"/>
+      <w:numFmt w:val="bullet"/>
+      <w:lvlText w:val=""/>
+      <w:lvlJc w:val="left"/>
+      <w:pPr>
+        <w:tabs>
+          <w:tab w:val="num" w:pos="2160"/>
+        </w:tabs>
+        <w:ind w:left="2160" w:hanging="360"/>
+      </w:pPr>
+      <w:rPr>
+        <w:rFonts w:ascii="Wingdings" w:hAnsi="Wingdings" w:hint="default"/>
+        <w:sz w:val="20"/>
+      </w:rPr>
+    </w:lvl>
+    <w:lvl w:ilvl="3" w:tentative="1">
+      <w:start w:val="1"/>
+      <w:numFmt w:val="bullet"/>
+      <w:lvlText w:val=""/>
+      <w:lvlJc w:val="left"/>
+      <w:pPr>
+        <w:tabs>
+          <w:tab w:val="num" w:pos="2880"/>
+        </w:tabs>
+        <w:ind w:left="2880" w:hanging="360"/>
+      </w:pPr>
+      <w:rPr>
+        <w:rFonts w:ascii="Wingdings" w:hAnsi="Wingdings" w:hint="default"/>
+        <w:sz w:val="20"/>
+      </w:rPr>
+    </w:lvl>
+    <w:lvl w:ilvl="4" w:tentative="1">
+      <w:start w:val="1"/>
+      <w:numFmt w:val="bullet"/>
+      <w:lvlText w:val=""/>
+      <w:lvlJc w:val="left"/>
+      <w:pPr>
+        <w:tabs>
+          <w:tab w:val="num" w:pos="3600"/>
+        </w:tabs>
+        <w:ind w:left="3600" w:hanging="360"/>
+      </w:pPr>
+      <w:rPr>
+        <w:rFonts w:ascii="Wingdings" w:hAnsi="Wingdings" w:hint="default"/>
+        <w:sz w:val="20"/>
+      </w:rPr>
+    </w:lvl>
+    <w:lvl w:ilvl="5" w:tentative="1">
+      <w:start w:val="1"/>
+      <w:numFmt w:val="bullet"/>
+      <w:lvlText w:val=""/>
+      <w:lvlJc w:val="left"/>
+      <w:pPr>
+        <w:tabs>
+          <w:tab w:val="num" w:pos="4320"/>
+        </w:tabs>
+        <w:ind w:left="4320" w:hanging="360"/>
+      </w:pPr>
+      <w:rPr>
+        <w:rFonts w:ascii="Wingdings" w:hAnsi="Wingdings" w:hint="default"/>
+        <w:sz w:val="20"/>
+      </w:rPr>
+    </w:lvl>
+    <w:lvl w:ilvl="6" w:tentative="1">
+      <w:start w:val="1"/>
+      <w:numFmt w:val="bullet"/>
+      <w:lvlText w:val=""/>
+      <w:lvlJc w:val="left"/>
+      <w:pPr>
+        <w:tabs>
+          <w:tab w:val="num" w:pos="5040"/>
+        </w:tabs>
+        <w:ind w:left="5040" w:hanging="360"/>
+      </w:pPr>
+      <w:rPr>
+        <w:rFonts w:ascii="Wingdings" w:hAnsi="Wingdings" w:hint="default"/>
+        <w:sz w:val="20"/>
+      </w:rPr>
+    </w:lvl>
+    <w:lvl w:ilvl="7" w:tentative="1">
+      <w:start w:val="1"/>
+      <w:numFmt w:val="bullet"/>
+      <w:lvlText w:val=""/>
+      <w:lvlJc w:val="left"/>
+      <w:pPr>
+        <w:tabs>
+          <w:tab w:val="num" w:pos="5760"/>
+        </w:tabs>
+        <w:ind w:left="5760" w:hanging="360"/>
+      </w:pPr>
+      <w:rPr>
+        <w:rFonts w:ascii="Wingdings" w:hAnsi="Wingdings" w:hint="default"/>
+        <w:sz w:val="20"/>
+      </w:rPr>
+    </w:lvl>
+    <w:lvl w:ilvl="8" w:tentative="1">
+      <w:start w:val="1"/>
+      <w:numFmt w:val="bullet"/>
+      <w:lvlText w:val=""/>
+      <w:lvlJc w:val="left"/>
+      <w:pPr>
+        <w:tabs>
+          <w:tab w:val="num" w:pos="6480"/>
+        </w:tabs>
+        <w:ind w:left="6480" w:hanging="360"/>
+      </w:pPr>
+      <w:rPr>
+        <w:rFonts w:ascii="Wingdings" w:hAnsi="Wingdings" w:hint="default"/>
+        <w:sz w:val="20"/>
+      </w:rPr>
+    </w:lvl>
+  </w:abstractNum>
+  <w:abstractNum w:abstractNumId="13" w15:restartNumberingAfterBreak="0">
+    <w:nsid w:val="3C31635E"/>
+    <w:multiLevelType w:val="multilevel"/>
+    <w:tmpl w:val="B25C0DA2"/>
+    <w:lvl w:ilvl="0">
+      <w:start w:val="1"/>
+      <w:numFmt w:val="bullet"/>
+      <w:lvlText w:val=""/>
+      <w:lvlJc w:val="left"/>
+      <w:pPr>
+        <w:tabs>
+          <w:tab w:val="num" w:pos="720"/>
+        </w:tabs>
+        <w:ind w:left="720" w:hanging="360"/>
+      </w:pPr>
+      <w:rPr>
+        <w:rFonts w:ascii="Symbol" w:hAnsi="Symbol" w:hint="default"/>
+        <w:sz w:val="20"/>
+      </w:rPr>
+    </w:lvl>
+    <w:lvl w:ilvl="1" w:tentative="1">
+      <w:start w:val="1"/>
+      <w:numFmt w:val="bullet"/>
+      <w:lvlText w:val="o"/>
+      <w:lvlJc w:val="left"/>
+      <w:pPr>
+        <w:tabs>
+          <w:tab w:val="num" w:pos="1440"/>
+        </w:tabs>
+        <w:ind w:left="1440" w:hanging="360"/>
+      </w:pPr>
+      <w:rPr>
+        <w:rFonts w:ascii="Courier New" w:hAnsi="Courier New" w:hint="default"/>
+        <w:sz w:val="20"/>
+      </w:rPr>
+    </w:lvl>
+    <w:lvl w:ilvl="2" w:tentative="1">
+      <w:start w:val="1"/>
+      <w:numFmt w:val="bullet"/>
+      <w:lvlText w:val=""/>
+      <w:lvlJc w:val="left"/>
+      <w:pPr>
+        <w:tabs>
+          <w:tab w:val="num" w:pos="2160"/>
+        </w:tabs>
+        <w:ind w:left="2160" w:hanging="360"/>
+      </w:pPr>
+      <w:rPr>
+        <w:rFonts w:ascii="Wingdings" w:hAnsi="Wingdings" w:hint="default"/>
+        <w:sz w:val="20"/>
+      </w:rPr>
+    </w:lvl>
+    <w:lvl w:ilvl="3" w:tentative="1">
+      <w:start w:val="1"/>
+      <w:numFmt w:val="bullet"/>
+      <w:lvlText w:val=""/>
+      <w:lvlJc w:val="left"/>
+      <w:pPr>
+        <w:tabs>
+          <w:tab w:val="num" w:pos="2880"/>
+        </w:tabs>
+        <w:ind w:left="2880" w:hanging="360"/>
+      </w:pPr>
+      <w:rPr>
+        <w:rFonts w:ascii="Wingdings" w:hAnsi="Wingdings" w:hint="default"/>
+        <w:sz w:val="20"/>
+      </w:rPr>
+    </w:lvl>
+    <w:lvl w:ilvl="4" w:tentative="1">
+      <w:start w:val="1"/>
+      <w:numFmt w:val="bullet"/>
+      <w:lvlText w:val=""/>
+      <w:lvlJc w:val="left"/>
+      <w:pPr>
+        <w:tabs>
+          <w:tab w:val="num" w:pos="3600"/>
+        </w:tabs>
+        <w:ind w:left="3600" w:hanging="360"/>
+      </w:pPr>
+      <w:rPr>
+        <w:rFonts w:ascii="Wingdings" w:hAnsi="Wingdings" w:hint="default"/>
+        <w:sz w:val="20"/>
+      </w:rPr>
+    </w:lvl>
+    <w:lvl w:ilvl="5" w:tentative="1">
+      <w:start w:val="1"/>
+      <w:numFmt w:val="bullet"/>
+      <w:lvlText w:val=""/>
+      <w:lvlJc w:val="left"/>
+      <w:pPr>
+        <w:tabs>
+          <w:tab w:val="num" w:pos="4320"/>
+        </w:tabs>
+        <w:ind w:left="4320" w:hanging="360"/>
+      </w:pPr>
+      <w:rPr>
+        <w:rFonts w:ascii="Wingdings" w:hAnsi="Wingdings" w:hint="default"/>
+        <w:sz w:val="20"/>
+      </w:rPr>
+    </w:lvl>
+    <w:lvl w:ilvl="6" w:tentative="1">
+      <w:start w:val="1"/>
+      <w:numFmt w:val="bullet"/>
+      <w:lvlText w:val=""/>
+      <w:lvlJc w:val="left"/>
+      <w:pPr>
+        <w:tabs>
+          <w:tab w:val="num" w:pos="5040"/>
+        </w:tabs>
+        <w:ind w:left="5040" w:hanging="360"/>
+      </w:pPr>
+      <w:rPr>
+        <w:rFonts w:ascii="Wingdings" w:hAnsi="Wingdings" w:hint="default"/>
+        <w:sz w:val="20"/>
+      </w:rPr>
+    </w:lvl>
+    <w:lvl w:ilvl="7" w:tentative="1">
+      <w:start w:val="1"/>
+      <w:numFmt w:val="bullet"/>
+      <w:lvlText w:val=""/>
+      <w:lvlJc w:val="left"/>
+      <w:pPr>
+        <w:tabs>
+          <w:tab w:val="num" w:pos="5760"/>
+        </w:tabs>
+        <w:ind w:left="5760" w:hanging="360"/>
+      </w:pPr>
+      <w:rPr>
+        <w:rFonts w:ascii="Wingdings" w:hAnsi="Wingdings" w:hint="default"/>
+        <w:sz w:val="20"/>
+      </w:rPr>
+    </w:lvl>
+    <w:lvl w:ilvl="8" w:tentative="1">
+      <w:start w:val="1"/>
+      <w:numFmt w:val="bullet"/>
+      <w:lvlText w:val=""/>
+      <w:lvlJc w:val="left"/>
+      <w:pPr>
+        <w:tabs>
+          <w:tab w:val="num" w:pos="6480"/>
+        </w:tabs>
+        <w:ind w:left="6480" w:hanging="360"/>
+      </w:pPr>
+      <w:rPr>
+        <w:rFonts w:ascii="Wingdings" w:hAnsi="Wingdings" w:hint="default"/>
+        <w:sz w:val="20"/>
+      </w:rPr>
+    </w:lvl>
+  </w:abstractNum>
+  <w:abstractNum w:abstractNumId="14" w15:restartNumberingAfterBreak="0">
+    <w:nsid w:val="3C990022"/>
+    <w:multiLevelType w:val="multilevel"/>
+    <w:tmpl w:val="8176EE68"/>
+    <w:lvl w:ilvl="0">
+      <w:start w:val="1"/>
+      <w:numFmt w:val="bullet"/>
+      <w:lvlText w:val=""/>
+      <w:lvlJc w:val="left"/>
+      <w:pPr>
+        <w:tabs>
+          <w:tab w:val="num" w:pos="720"/>
+        </w:tabs>
+        <w:ind w:left="720" w:hanging="360"/>
+      </w:pPr>
+      <w:rPr>
+        <w:rFonts w:ascii="Symbol" w:hAnsi="Symbol" w:hint="default"/>
+        <w:sz w:val="20"/>
+      </w:rPr>
+    </w:lvl>
+    <w:lvl w:ilvl="1" w:tentative="1">
+      <w:start w:val="1"/>
+      <w:numFmt w:val="bullet"/>
+      <w:lvlText w:val="o"/>
+      <w:lvlJc w:val="left"/>
+      <w:pPr>
+        <w:tabs>
+          <w:tab w:val="num" w:pos="1440"/>
+        </w:tabs>
+        <w:ind w:left="1440" w:hanging="360"/>
+      </w:pPr>
+      <w:rPr>
+        <w:rFonts w:ascii="Courier New" w:hAnsi="Courier New" w:hint="default"/>
+        <w:sz w:val="20"/>
+      </w:rPr>
+    </w:lvl>
+    <w:lvl w:ilvl="2" w:tentative="1">
+      <w:start w:val="1"/>
+      <w:numFmt w:val="bullet"/>
+      <w:lvlText w:val=""/>
+      <w:lvlJc w:val="left"/>
+      <w:pPr>
+        <w:tabs>
+          <w:tab w:val="num" w:pos="2160"/>
+        </w:tabs>
+        <w:ind w:left="2160" w:hanging="360"/>
+      </w:pPr>
+      <w:rPr>
+        <w:rFonts w:ascii="Wingdings" w:hAnsi="Wingdings" w:hint="default"/>
+        <w:sz w:val="20"/>
+      </w:rPr>
+    </w:lvl>
+    <w:lvl w:ilvl="3" w:tentative="1">
+      <w:start w:val="1"/>
+      <w:numFmt w:val="bullet"/>
+      <w:lvlText w:val=""/>
+      <w:lvlJc w:val="left"/>
+      <w:pPr>
+        <w:tabs>
+          <w:tab w:val="num" w:pos="2880"/>
+        </w:tabs>
+        <w:ind w:left="2880" w:hanging="360"/>
+      </w:pPr>
+      <w:rPr>
+        <w:rFonts w:ascii="Wingdings" w:hAnsi="Wingdings" w:hint="default"/>
+        <w:sz w:val="20"/>
+      </w:rPr>
+    </w:lvl>
+    <w:lvl w:ilvl="4" w:tentative="1">
+      <w:start w:val="1"/>
+      <w:numFmt w:val="bullet"/>
+      <w:lvlText w:val=""/>
+      <w:lvlJc w:val="left"/>
+      <w:pPr>
+        <w:tabs>
+          <w:tab w:val="num" w:pos="3600"/>
+        </w:tabs>
+        <w:ind w:left="3600" w:hanging="360"/>
+      </w:pPr>
+      <w:rPr>
+        <w:rFonts w:ascii="Wingdings" w:hAnsi="Wingdings" w:hint="default"/>
+        <w:sz w:val="20"/>
+      </w:rPr>
+    </w:lvl>
+    <w:lvl w:ilvl="5" w:tentative="1">
+      <w:start w:val="1"/>
+      <w:numFmt w:val="bullet"/>
+      <w:lvlText w:val=""/>
+      <w:lvlJc w:val="left"/>
+      <w:pPr>
+        <w:tabs>
+          <w:tab w:val="num" w:pos="4320"/>
+        </w:tabs>
+        <w:ind w:left="4320" w:hanging="360"/>
+      </w:pPr>
+      <w:rPr>
+        <w:rFonts w:ascii="Wingdings" w:hAnsi="Wingdings" w:hint="default"/>
+        <w:sz w:val="20"/>
+      </w:rPr>
+    </w:lvl>
+    <w:lvl w:ilvl="6" w:tentative="1">
+      <w:start w:val="1"/>
+      <w:numFmt w:val="bullet"/>
+      <w:lvlText w:val=""/>
+      <w:lvlJc w:val="left"/>
+      <w:pPr>
+        <w:tabs>
+          <w:tab w:val="num" w:pos="5040"/>
+        </w:tabs>
+        <w:ind w:left="5040" w:hanging="360"/>
+      </w:pPr>
+      <w:rPr>
+        <w:rFonts w:ascii="Wingdings" w:hAnsi="Wingdings" w:hint="default"/>
+        <w:sz w:val="20"/>
+      </w:rPr>
+    </w:lvl>
+    <w:lvl w:ilvl="7" w:tentative="1">
+      <w:start w:val="1"/>
+      <w:numFmt w:val="bullet"/>
+      <w:lvlText w:val=""/>
+      <w:lvlJc w:val="left"/>
+      <w:pPr>
+        <w:tabs>
+          <w:tab w:val="num" w:pos="5760"/>
+        </w:tabs>
+        <w:ind w:left="5760" w:hanging="360"/>
+      </w:pPr>
+      <w:rPr>
+        <w:rFonts w:ascii="Wingdings" w:hAnsi="Wingdings" w:hint="default"/>
+        <w:sz w:val="20"/>
+      </w:rPr>
+    </w:lvl>
+    <w:lvl w:ilvl="8" w:tentative="1">
+      <w:start w:val="1"/>
+      <w:numFmt w:val="bullet"/>
+      <w:lvlText w:val=""/>
+      <w:lvlJc w:val="left"/>
+      <w:pPr>
+        <w:tabs>
+          <w:tab w:val="num" w:pos="6480"/>
+        </w:tabs>
+        <w:ind w:left="6480" w:hanging="360"/>
+      </w:pPr>
+      <w:rPr>
+        <w:rFonts w:ascii="Wingdings" w:hAnsi="Wingdings" w:hint="default"/>
+        <w:sz w:val="20"/>
+      </w:rPr>
+    </w:lvl>
+  </w:abstractNum>
+  <w:abstractNum w:abstractNumId="15" w15:restartNumberingAfterBreak="0">
+    <w:nsid w:val="3F950B56"/>
+    <w:multiLevelType w:val="multilevel"/>
+    <w:tmpl w:val="2F6824C8"/>
+    <w:lvl w:ilvl="0">
+      <w:start w:val="1"/>
+      <w:numFmt w:val="bullet"/>
+      <w:lvlText w:val=""/>
+      <w:lvlJc w:val="left"/>
+      <w:pPr>
+        <w:tabs>
+          <w:tab w:val="num" w:pos="720"/>
+        </w:tabs>
+        <w:ind w:left="720" w:hanging="360"/>
+      </w:pPr>
+      <w:rPr>
+        <w:rFonts w:ascii="Symbol" w:hAnsi="Symbol" w:hint="default"/>
+        <w:sz w:val="20"/>
+      </w:rPr>
+    </w:lvl>
+    <w:lvl w:ilvl="1" w:tentative="1">
+      <w:start w:val="1"/>
+      <w:numFmt w:val="bullet"/>
+      <w:lvlText w:val="o"/>
+      <w:lvlJc w:val="left"/>
+      <w:pPr>
+        <w:tabs>
+          <w:tab w:val="num" w:pos="1440"/>
+        </w:tabs>
+        <w:ind w:left="1440" w:hanging="360"/>
+      </w:pPr>
+      <w:rPr>
+        <w:rFonts w:ascii="Courier New" w:hAnsi="Courier New" w:hint="default"/>
+        <w:sz w:val="20"/>
+      </w:rPr>
+    </w:lvl>
+    <w:lvl w:ilvl="2" w:tentative="1">
+      <w:start w:val="1"/>
+      <w:numFmt w:val="bullet"/>
+      <w:lvlText w:val=""/>
+      <w:lvlJc w:val="left"/>
+      <w:pPr>
+        <w:tabs>
+          <w:tab w:val="num" w:pos="2160"/>
+        </w:tabs>
+        <w:ind w:left="2160" w:hanging="360"/>
+      </w:pPr>
+      <w:rPr>
+        <w:rFonts w:ascii="Wingdings" w:hAnsi="Wingdings" w:hint="default"/>
+        <w:sz w:val="20"/>
+      </w:rPr>
+    </w:lvl>
+    <w:lvl w:ilvl="3" w:tentative="1">
+      <w:start w:val="1"/>
+      <w:numFmt w:val="bullet"/>
+      <w:lvlText w:val=""/>
+      <w:lvlJc w:val="left"/>
+      <w:pPr>
+        <w:tabs>
+          <w:tab w:val="num" w:pos="2880"/>
+        </w:tabs>
+        <w:ind w:left="2880" w:hanging="360"/>
+      </w:pPr>
+      <w:rPr>
+        <w:rFonts w:ascii="Wingdings" w:hAnsi="Wingdings" w:hint="default"/>
+        <w:sz w:val="20"/>
+      </w:rPr>
+    </w:lvl>
+    <w:lvl w:ilvl="4" w:tentative="1">
+      <w:start w:val="1"/>
+      <w:numFmt w:val="bullet"/>
+      <w:lvlText w:val=""/>
+      <w:lvlJc w:val="left"/>
+      <w:pPr>
+        <w:tabs>
+          <w:tab w:val="num" w:pos="3600"/>
+        </w:tabs>
+        <w:ind w:left="3600" w:hanging="360"/>
+      </w:pPr>
+      <w:rPr>
+        <w:rFonts w:ascii="Wingdings" w:hAnsi="Wingdings" w:hint="default"/>
+        <w:sz w:val="20"/>
+      </w:rPr>
+    </w:lvl>
+    <w:lvl w:ilvl="5" w:tentative="1">
+      <w:start w:val="1"/>
+      <w:numFmt w:val="bullet"/>
+      <w:lvlText w:val=""/>
+      <w:lvlJc w:val="left"/>
+      <w:pPr>
+        <w:tabs>
+          <w:tab w:val="num" w:pos="4320"/>
+        </w:tabs>
+        <w:ind w:left="4320" w:hanging="360"/>
+      </w:pPr>
+      <w:rPr>
+        <w:rFonts w:ascii="Wingdings" w:hAnsi="Wingdings" w:hint="default"/>
+        <w:sz w:val="20"/>
+      </w:rPr>
+    </w:lvl>
+    <w:lvl w:ilvl="6" w:tentative="1">
+      <w:start w:val="1"/>
+      <w:numFmt w:val="bullet"/>
+      <w:lvlText w:val=""/>
+      <w:lvlJc w:val="left"/>
+      <w:pPr>
+        <w:tabs>
+          <w:tab w:val="num" w:pos="5040"/>
+        </w:tabs>
+        <w:ind w:left="5040" w:hanging="360"/>
+      </w:pPr>
+      <w:rPr>
+        <w:rFonts w:ascii="Wingdings" w:hAnsi="Wingdings" w:hint="default"/>
+        <w:sz w:val="20"/>
+      </w:rPr>
+    </w:lvl>
+    <w:lvl w:ilvl="7" w:tentative="1">
+      <w:start w:val="1"/>
+      <w:numFmt w:val="bullet"/>
+      <w:lvlText w:val=""/>
+      <w:lvlJc w:val="left"/>
+      <w:pPr>
+        <w:tabs>
+          <w:tab w:val="num" w:pos="5760"/>
+        </w:tabs>
+        <w:ind w:left="5760" w:hanging="360"/>
+      </w:pPr>
+      <w:rPr>
+        <w:rFonts w:ascii="Wingdings" w:hAnsi="Wingdings" w:hint="default"/>
+        <w:sz w:val="20"/>
+      </w:rPr>
+    </w:lvl>
+    <w:lvl w:ilvl="8" w:tentative="1">
+      <w:start w:val="1"/>
+      <w:numFmt w:val="bullet"/>
+      <w:lvlText w:val=""/>
+      <w:lvlJc w:val="left"/>
+      <w:pPr>
+        <w:tabs>
+          <w:tab w:val="num" w:pos="6480"/>
+        </w:tabs>
+        <w:ind w:left="6480" w:hanging="360"/>
+      </w:pPr>
+      <w:rPr>
+        <w:rFonts w:ascii="Wingdings" w:hAnsi="Wingdings" w:hint="default"/>
+        <w:sz w:val="20"/>
+      </w:rPr>
+    </w:lvl>
+  </w:abstractNum>
+  <w:abstractNum w:abstractNumId="16" w15:restartNumberingAfterBreak="0">
+    <w:nsid w:val="4B1F26AF"/>
+    <w:multiLevelType w:val="multilevel"/>
+    <w:tmpl w:val="9E302816"/>
+    <w:lvl w:ilvl="0">
+      <w:start w:val="1"/>
+      <w:numFmt w:val="bullet"/>
+      <w:lvlText w:val=""/>
+      <w:lvlJc w:val="left"/>
+      <w:pPr>
+        <w:tabs>
+          <w:tab w:val="num" w:pos="720"/>
+        </w:tabs>
+        <w:ind w:left="720" w:hanging="360"/>
+      </w:pPr>
+      <w:rPr>
+        <w:rFonts w:ascii="Symbol" w:hAnsi="Symbol" w:hint="default"/>
+        <w:sz w:val="20"/>
+      </w:rPr>
+    </w:lvl>
+    <w:lvl w:ilvl="1" w:tentative="1">
+      <w:start w:val="1"/>
+      <w:numFmt w:val="bullet"/>
+      <w:lvlText w:val="o"/>
+      <w:lvlJc w:val="left"/>
+      <w:pPr>
+        <w:tabs>
+          <w:tab w:val="num" w:pos="1440"/>
+        </w:tabs>
+        <w:ind w:left="1440" w:hanging="360"/>
+      </w:pPr>
+      <w:rPr>
+        <w:rFonts w:ascii="Courier New" w:hAnsi="Courier New" w:hint="default"/>
+        <w:sz w:val="20"/>
+      </w:rPr>
+    </w:lvl>
+    <w:lvl w:ilvl="2" w:tentative="1">
+      <w:start w:val="1"/>
+      <w:numFmt w:val="bullet"/>
+      <w:lvlText w:val=""/>
+      <w:lvlJc w:val="left"/>
+      <w:pPr>
+        <w:tabs>
+          <w:tab w:val="num" w:pos="2160"/>
+        </w:tabs>
+        <w:ind w:left="2160" w:hanging="360"/>
+      </w:pPr>
+      <w:rPr>
+        <w:rFonts w:ascii="Wingdings" w:hAnsi="Wingdings" w:hint="default"/>
+        <w:sz w:val="20"/>
+      </w:rPr>
+    </w:lvl>
+    <w:lvl w:ilvl="3" w:tentative="1">
+      <w:start w:val="1"/>
+      <w:numFmt w:val="bullet"/>
+      <w:lvlText w:val=""/>
+      <w:lvlJc w:val="left"/>
+      <w:pPr>
+        <w:tabs>
+          <w:tab w:val="num" w:pos="2880"/>
+        </w:tabs>
+        <w:ind w:left="2880" w:hanging="360"/>
+      </w:pPr>
+      <w:rPr>
+        <w:rFonts w:ascii="Wingdings" w:hAnsi="Wingdings" w:hint="default"/>
+        <w:sz w:val="20"/>
+      </w:rPr>
+    </w:lvl>
+    <w:lvl w:ilvl="4" w:tentative="1">
+      <w:start w:val="1"/>
+      <w:numFmt w:val="bullet"/>
+      <w:lvlText w:val=""/>
+      <w:lvlJc w:val="left"/>
+      <w:pPr>
+        <w:tabs>
+          <w:tab w:val="num" w:pos="3600"/>
+        </w:tabs>
+        <w:ind w:left="3600" w:hanging="360"/>
+      </w:pPr>
+      <w:rPr>
+        <w:rFonts w:ascii="Wingdings" w:hAnsi="Wingdings" w:hint="default"/>
+        <w:sz w:val="20"/>
+      </w:rPr>
+    </w:lvl>
+    <w:lvl w:ilvl="5" w:tentative="1">
+      <w:start w:val="1"/>
+      <w:numFmt w:val="bullet"/>
+      <w:lvlText w:val=""/>
+      <w:lvlJc w:val="left"/>
+      <w:pPr>
+        <w:tabs>
+          <w:tab w:val="num" w:pos="4320"/>
+        </w:tabs>
+        <w:ind w:left="4320" w:hanging="360"/>
+      </w:pPr>
+      <w:rPr>
+        <w:rFonts w:ascii="Wingdings" w:hAnsi="Wingdings" w:hint="default"/>
+        <w:sz w:val="20"/>
+      </w:rPr>
+    </w:lvl>
+    <w:lvl w:ilvl="6" w:tentative="1">
+      <w:start w:val="1"/>
+      <w:numFmt w:val="bullet"/>
+      <w:lvlText w:val=""/>
+      <w:lvlJc w:val="left"/>
+      <w:pPr>
+        <w:tabs>
+          <w:tab w:val="num" w:pos="5040"/>
+        </w:tabs>
+        <w:ind w:left="5040" w:hanging="360"/>
+      </w:pPr>
+      <w:rPr>
+        <w:rFonts w:ascii="Wingdings" w:hAnsi="Wingdings" w:hint="default"/>
+        <w:sz w:val="20"/>
+      </w:rPr>
+    </w:lvl>
+    <w:lvl w:ilvl="7" w:tentative="1">
+      <w:start w:val="1"/>
+      <w:numFmt w:val="bullet"/>
+      <w:lvlText w:val=""/>
+      <w:lvlJc w:val="left"/>
+      <w:pPr>
+        <w:tabs>
+          <w:tab w:val="num" w:pos="5760"/>
+        </w:tabs>
+        <w:ind w:left="5760" w:hanging="360"/>
+      </w:pPr>
+      <w:rPr>
+        <w:rFonts w:ascii="Wingdings" w:hAnsi="Wingdings" w:hint="default"/>
+        <w:sz w:val="20"/>
+      </w:rPr>
+    </w:lvl>
+    <w:lvl w:ilvl="8" w:tentative="1">
+      <w:start w:val="1"/>
+      <w:numFmt w:val="bullet"/>
+      <w:lvlText w:val=""/>
+      <w:lvlJc w:val="left"/>
+      <w:pPr>
+        <w:tabs>
+          <w:tab w:val="num" w:pos="6480"/>
+        </w:tabs>
+        <w:ind w:left="6480" w:hanging="360"/>
+      </w:pPr>
+      <w:rPr>
+        <w:rFonts w:ascii="Wingdings" w:hAnsi="Wingdings" w:hint="default"/>
+        <w:sz w:val="20"/>
+      </w:rPr>
+    </w:lvl>
+  </w:abstractNum>
+  <w:abstractNum w:abstractNumId="17" w15:restartNumberingAfterBreak="0">
+    <w:nsid w:val="579B2520"/>
+    <w:multiLevelType w:val="multilevel"/>
+    <w:tmpl w:val="EFC04554"/>
+    <w:lvl w:ilvl="0">
+      <w:start w:val="1"/>
+      <w:numFmt w:val="bullet"/>
+      <w:lvlText w:val=""/>
+      <w:lvlJc w:val="left"/>
+      <w:pPr>
+        <w:tabs>
+          <w:tab w:val="num" w:pos="720"/>
+        </w:tabs>
+        <w:ind w:left="720" w:hanging="360"/>
+      </w:pPr>
+      <w:rPr>
+        <w:rFonts w:ascii="Symbol" w:hAnsi="Symbol" w:hint="default"/>
+        <w:sz w:val="20"/>
+      </w:rPr>
+    </w:lvl>
+    <w:lvl w:ilvl="1" w:tentative="1">
+      <w:start w:val="1"/>
+      <w:numFmt w:val="bullet"/>
+      <w:lvlText w:val="o"/>
+      <w:lvlJc w:val="left"/>
+      <w:pPr>
+        <w:tabs>
+          <w:tab w:val="num" w:pos="1440"/>
+        </w:tabs>
+        <w:ind w:left="1440" w:hanging="360"/>
+      </w:pPr>
+      <w:rPr>
+        <w:rFonts w:ascii="Courier New" w:hAnsi="Courier New" w:hint="default"/>
+        <w:sz w:val="20"/>
+      </w:rPr>
+    </w:lvl>
+    <w:lvl w:ilvl="2" w:tentative="1">
+      <w:start w:val="1"/>
+      <w:numFmt w:val="bullet"/>
+      <w:lvlText w:val=""/>
+      <w:lvlJc w:val="left"/>
+      <w:pPr>
+        <w:tabs>
+          <w:tab w:val="num" w:pos="2160"/>
+        </w:tabs>
+        <w:ind w:left="2160" w:hanging="360"/>
+      </w:pPr>
+      <w:rPr>
+        <w:rFonts w:ascii="Wingdings" w:hAnsi="Wingdings" w:hint="default"/>
+        <w:sz w:val="20"/>
+      </w:rPr>
+    </w:lvl>
+    <w:lvl w:ilvl="3" w:tentative="1">
+      <w:start w:val="1"/>
+      <w:numFmt w:val="bullet"/>
+      <w:lvlText w:val=""/>
+      <w:lvlJc w:val="left"/>
+      <w:pPr>
+        <w:tabs>
+          <w:tab w:val="num" w:pos="2880"/>
+        </w:tabs>
+        <w:ind w:left="2880" w:hanging="360"/>
+      </w:pPr>
+      <w:rPr>
+        <w:rFonts w:ascii="Wingdings" w:hAnsi="Wingdings" w:hint="default"/>
+        <w:sz w:val="20"/>
+      </w:rPr>
+    </w:lvl>
+    <w:lvl w:ilvl="4" w:tentative="1">
+      <w:start w:val="1"/>
+      <w:numFmt w:val="bullet"/>
+      <w:lvlText w:val=""/>
+      <w:lvlJc w:val="left"/>
+      <w:pPr>
+        <w:tabs>
+          <w:tab w:val="num" w:pos="3600"/>
+        </w:tabs>
+        <w:ind w:left="3600" w:hanging="360"/>
+      </w:pPr>
+      <w:rPr>
+        <w:rFonts w:ascii="Wingdings" w:hAnsi="Wingdings" w:hint="default"/>
+        <w:sz w:val="20"/>
+      </w:rPr>
+    </w:lvl>
+    <w:lvl w:ilvl="5" w:tentative="1">
+      <w:start w:val="1"/>
+      <w:numFmt w:val="bullet"/>
+      <w:lvlText w:val=""/>
+      <w:lvlJc w:val="left"/>
+      <w:pPr>
+        <w:tabs>
+          <w:tab w:val="num" w:pos="4320"/>
+        </w:tabs>
+        <w:ind w:left="4320" w:hanging="360"/>
+      </w:pPr>
+      <w:rPr>
+        <w:rFonts w:ascii="Wingdings" w:hAnsi="Wingdings" w:hint="default"/>
+        <w:sz w:val="20"/>
+      </w:rPr>
+    </w:lvl>
+    <w:lvl w:ilvl="6" w:tentative="1">
+      <w:start w:val="1"/>
+      <w:numFmt w:val="bullet"/>
+      <w:lvlText w:val=""/>
+      <w:lvlJc w:val="left"/>
+      <w:pPr>
+        <w:tabs>
+          <w:tab w:val="num" w:pos="5040"/>
+        </w:tabs>
+        <w:ind w:left="5040" w:hanging="360"/>
+      </w:pPr>
+      <w:rPr>
+        <w:rFonts w:ascii="Wingdings" w:hAnsi="Wingdings" w:hint="default"/>
+        <w:sz w:val="20"/>
+      </w:rPr>
+    </w:lvl>
+    <w:lvl w:ilvl="7" w:tentative="1">
+      <w:start w:val="1"/>
+      <w:numFmt w:val="bullet"/>
+      <w:lvlText w:val=""/>
+      <w:lvlJc w:val="left"/>
+      <w:pPr>
+        <w:tabs>
+          <w:tab w:val="num" w:pos="5760"/>
+        </w:tabs>
+        <w:ind w:left="5760" w:hanging="360"/>
+      </w:pPr>
+      <w:rPr>
+        <w:rFonts w:ascii="Wingdings" w:hAnsi="Wingdings" w:hint="default"/>
+        <w:sz w:val="20"/>
+      </w:rPr>
+    </w:lvl>
+    <w:lvl w:ilvl="8" w:tentative="1">
+      <w:start w:val="1"/>
+      <w:numFmt w:val="bullet"/>
+      <w:lvlText w:val=""/>
+      <w:lvlJc w:val="left"/>
+      <w:pPr>
+        <w:tabs>
+          <w:tab w:val="num" w:pos="6480"/>
+        </w:tabs>
+        <w:ind w:left="6480" w:hanging="360"/>
+      </w:pPr>
+      <w:rPr>
+        <w:rFonts w:ascii="Wingdings" w:hAnsi="Wingdings" w:hint="default"/>
+        <w:sz w:val="20"/>
+      </w:rPr>
+    </w:lvl>
+  </w:abstractNum>
+  <w:abstractNum w:abstractNumId="18" w15:restartNumberingAfterBreak="0">
+    <w:nsid w:val="5F73792E"/>
+    <w:multiLevelType w:val="multilevel"/>
+    <w:tmpl w:val="4856892C"/>
+    <w:lvl w:ilvl="0">
+      <w:start w:val="1"/>
+      <w:numFmt w:val="decimal"/>
+      <w:lvlText w:val="%1."/>
+      <w:lvlJc w:val="left"/>
+      <w:pPr>
+        <w:tabs>
+          <w:tab w:val="num" w:pos="720"/>
+        </w:tabs>
+        <w:ind w:left="720" w:hanging="360"/>
+      </w:pPr>
+    </w:lvl>
+    <w:lvl w:ilvl="1">
+      <w:start w:val="1"/>
+      <w:numFmt w:val="bullet"/>
+      <w:lvlText w:val="o"/>
+      <w:lvlJc w:val="left"/>
+      <w:pPr>
+        <w:tabs>
+          <w:tab w:val="num" w:pos="1440"/>
+        </w:tabs>
+        <w:ind w:left="1440" w:hanging="360"/>
+      </w:pPr>
+      <w:rPr>
+        <w:rFonts w:ascii="Courier New" w:hAnsi="Courier New" w:hint="default"/>
+        <w:sz w:val="20"/>
+      </w:rPr>
+    </w:lvl>
+    <w:lvl w:ilvl="2">
+      <w:start w:val="1"/>
+      <w:numFmt w:val="bullet"/>
+      <w:lvlText w:val=""/>
+      <w:lvlJc w:val="left"/>
+      <w:pPr>
+        <w:tabs>
+          <w:tab w:val="num" w:pos="2160"/>
+        </w:tabs>
+        <w:ind w:left="2160" w:hanging="360"/>
+      </w:pPr>
+      <w:rPr>
+        <w:rFonts w:ascii="Wingdings" w:hAnsi="Wingdings" w:hint="default"/>
+        <w:sz w:val="20"/>
+      </w:rPr>
+    </w:lvl>
+    <w:lvl w:ilvl="3" w:tentative="1">
+      <w:start w:val="1"/>
+      <w:numFmt w:val="decimal"/>
+      <w:lvlText w:val="%4."/>
+      <w:lvlJc w:val="left"/>
+      <w:pPr>
+        <w:tabs>
+          <w:tab w:val="num" w:pos="2880"/>
+        </w:tabs>
+        <w:ind w:left="2880" w:hanging="360"/>
+      </w:pPr>
+    </w:lvl>
+    <w:lvl w:ilvl="4" w:tentative="1">
+      <w:start w:val="1"/>
+      <w:numFmt w:val="decimal"/>
+      <w:lvlText w:val="%5."/>
+      <w:lvlJc w:val="left"/>
+      <w:pPr>
+        <w:tabs>
+          <w:tab w:val="num" w:pos="3600"/>
+        </w:tabs>
+        <w:ind w:left="3600" w:hanging="360"/>
+      </w:pPr>
+    </w:lvl>
+    <w:lvl w:ilvl="5" w:tentative="1">
+      <w:start w:val="1"/>
+      <w:numFmt w:val="decimal"/>
+      <w:lvlText w:val="%6."/>
+      <w:lvlJc w:val="left"/>
+      <w:pPr>
+        <w:tabs>
+          <w:tab w:val="num" w:pos="4320"/>
+        </w:tabs>
+        <w:ind w:left="4320" w:hanging="360"/>
+      </w:pPr>
+    </w:lvl>
+    <w:lvl w:ilvl="6" w:tentative="1">
+      <w:start w:val="1"/>
+      <w:numFmt w:val="decimal"/>
+      <w:lvlText w:val="%7."/>
+      <w:lvlJc w:val="left"/>
+      <w:pPr>
+        <w:tabs>
+          <w:tab w:val="num" w:pos="5040"/>
+        </w:tabs>
+        <w:ind w:left="5040" w:hanging="360"/>
+      </w:pPr>
+    </w:lvl>
+    <w:lvl w:ilvl="7" w:tentative="1">
+      <w:start w:val="1"/>
+      <w:numFmt w:val="decimal"/>
+      <w:lvlText w:val="%8."/>
+      <w:lvlJc w:val="left"/>
+      <w:pPr>
+        <w:tabs>
+          <w:tab w:val="num" w:pos="5760"/>
+        </w:tabs>
+        <w:ind w:left="5760" w:hanging="360"/>
+      </w:pPr>
+    </w:lvl>
+    <w:lvl w:ilvl="8" w:tentative="1">
+      <w:start w:val="1"/>
+      <w:numFmt w:val="decimal"/>
+      <w:lvlText w:val="%9."/>
+      <w:lvlJc w:val="left"/>
+      <w:pPr>
+        <w:tabs>
+          <w:tab w:val="num" w:pos="6480"/>
+        </w:tabs>
+        <w:ind w:left="6480" w:hanging="360"/>
+      </w:pPr>
+    </w:lvl>
+  </w:abstractNum>
+  <w:abstractNum w:abstractNumId="19" w15:restartNumberingAfterBreak="0">
+    <w:nsid w:val="6C636B58"/>
+    <w:multiLevelType w:val="multilevel"/>
+    <w:tmpl w:val="DFF8D50A"/>
+    <w:lvl w:ilvl="0">
+      <w:start w:val="1"/>
+      <w:numFmt w:val="bullet"/>
+      <w:lvlText w:val=""/>
+      <w:lvlJc w:val="left"/>
+      <w:pPr>
+        <w:tabs>
+          <w:tab w:val="num" w:pos="720"/>
+        </w:tabs>
+        <w:ind w:left="720" w:hanging="360"/>
+      </w:pPr>
+      <w:rPr>
+        <w:rFonts w:ascii="Symbol" w:hAnsi="Symbol" w:hint="default"/>
+        <w:sz w:val="20"/>
+      </w:rPr>
+    </w:lvl>
+    <w:lvl w:ilvl="1" w:tentative="1">
+      <w:start w:val="1"/>
+      <w:numFmt w:val="bullet"/>
+      <w:lvlText w:val="o"/>
+      <w:lvlJc w:val="left"/>
+      <w:pPr>
+        <w:tabs>
+          <w:tab w:val="num" w:pos="1440"/>
+        </w:tabs>
+        <w:ind w:left="1440" w:hanging="360"/>
+      </w:pPr>
+      <w:rPr>
+        <w:rFonts w:ascii="Courier New" w:hAnsi="Courier New" w:hint="default"/>
+        <w:sz w:val="20"/>
+      </w:rPr>
+    </w:lvl>
+    <w:lvl w:ilvl="2" w:tentative="1">
+      <w:start w:val="1"/>
+      <w:numFmt w:val="bullet"/>
+      <w:lvlText w:val=""/>
+      <w:lvlJc w:val="left"/>
+      <w:pPr>
+        <w:tabs>
+          <w:tab w:val="num" w:pos="2160"/>
+        </w:tabs>
+        <w:ind w:left="2160" w:hanging="360"/>
+      </w:pPr>
+      <w:rPr>
+        <w:rFonts w:ascii="Wingdings" w:hAnsi="Wingdings" w:hint="default"/>
+        <w:sz w:val="20"/>
+      </w:rPr>
+    </w:lvl>
+    <w:lvl w:ilvl="3" w:tentative="1">
+      <w:start w:val="1"/>
+      <w:numFmt w:val="bullet"/>
+      <w:lvlText w:val=""/>
+      <w:lvlJc w:val="left"/>
+      <w:pPr>
+        <w:tabs>
+          <w:tab w:val="num" w:pos="2880"/>
+        </w:tabs>
+        <w:ind w:left="2880" w:hanging="360"/>
+      </w:pPr>
+      <w:rPr>
+        <w:rFonts w:ascii="Wingdings" w:hAnsi="Wingdings" w:hint="default"/>
+        <w:sz w:val="20"/>
+      </w:rPr>
+    </w:lvl>
+    <w:lvl w:ilvl="4" w:tentative="1">
+      <w:start w:val="1"/>
+      <w:numFmt w:val="bullet"/>
+      <w:lvlText w:val=""/>
+      <w:lvlJc w:val="left"/>
+      <w:pPr>
+        <w:tabs>
+          <w:tab w:val="num" w:pos="3600"/>
+        </w:tabs>
+        <w:ind w:left="3600" w:hanging="360"/>
+      </w:pPr>
+      <w:rPr>
+        <w:rFonts w:ascii="Wingdings" w:hAnsi="Wingdings" w:hint="default"/>
+        <w:sz w:val="20"/>
+      </w:rPr>
+    </w:lvl>
+    <w:lvl w:ilvl="5" w:tentative="1">
+      <w:start w:val="1"/>
+      <w:numFmt w:val="bullet"/>
+      <w:lvlText w:val=""/>
+      <w:lvlJc w:val="left"/>
+      <w:pPr>
+        <w:tabs>
+          <w:tab w:val="num" w:pos="4320"/>
+        </w:tabs>
+        <w:ind w:left="4320" w:hanging="360"/>
+      </w:pPr>
+      <w:rPr>
+        <w:rFonts w:ascii="Wingdings" w:hAnsi="Wingdings" w:hint="default"/>
+        <w:sz w:val="20"/>
+      </w:rPr>
+    </w:lvl>
+    <w:lvl w:ilvl="6" w:tentative="1">
+      <w:start w:val="1"/>
+      <w:numFmt w:val="bullet"/>
+      <w:lvlText w:val=""/>
+      <w:lvlJc w:val="left"/>
+      <w:pPr>
+        <w:tabs>
+          <w:tab w:val="num" w:pos="5040"/>
+        </w:tabs>
+        <w:ind w:left="5040" w:hanging="360"/>
+      </w:pPr>
+      <w:rPr>
+        <w:rFonts w:ascii="Wingdings" w:hAnsi="Wingdings" w:hint="default"/>
+        <w:sz w:val="20"/>
+      </w:rPr>
+    </w:lvl>
+    <w:lvl w:ilvl="7" w:tentative="1">
+      <w:start w:val="1"/>
+      <w:numFmt w:val="bullet"/>
+      <w:lvlText w:val=""/>
+      <w:lvlJc w:val="left"/>
+      <w:pPr>
+        <w:tabs>
+          <w:tab w:val="num" w:pos="5760"/>
+        </w:tabs>
+        <w:ind w:left="5760" w:hanging="360"/>
+      </w:pPr>
+      <w:rPr>
+        <w:rFonts w:ascii="Wingdings" w:hAnsi="Wingdings" w:hint="default"/>
+        <w:sz w:val="20"/>
+      </w:rPr>
+    </w:lvl>
+    <w:lvl w:ilvl="8" w:tentative="1">
+      <w:start w:val="1"/>
+      <w:numFmt w:val="bullet"/>
+      <w:lvlText w:val=""/>
+      <w:lvlJc w:val="left"/>
+      <w:pPr>
+        <w:tabs>
+          <w:tab w:val="num" w:pos="6480"/>
+        </w:tabs>
+        <w:ind w:left="6480" w:hanging="360"/>
+      </w:pPr>
+      <w:rPr>
+        <w:rFonts w:ascii="Wingdings" w:hAnsi="Wingdings" w:hint="default"/>
+        <w:sz w:val="20"/>
+      </w:rPr>
+    </w:lvl>
+  </w:abstractNum>
+  <w:abstractNum w:abstractNumId="20" w15:restartNumberingAfterBreak="0">
+    <w:nsid w:val="6F9F7918"/>
+    <w:multiLevelType w:val="multilevel"/>
+    <w:tmpl w:val="CD1AE4EC"/>
+    <w:lvl w:ilvl="0">
+      <w:start w:val="1"/>
+      <w:numFmt w:val="bullet"/>
+      <w:lvlText w:val=""/>
+      <w:lvlJc w:val="left"/>
+      <w:pPr>
+        <w:tabs>
+          <w:tab w:val="num" w:pos="720"/>
+        </w:tabs>
+        <w:ind w:left="720" w:hanging="360"/>
+      </w:pPr>
+      <w:rPr>
+        <w:rFonts w:ascii="Symbol" w:hAnsi="Symbol" w:hint="default"/>
+        <w:sz w:val="20"/>
+      </w:rPr>
+    </w:lvl>
+    <w:lvl w:ilvl="1" w:tentative="1">
+      <w:start w:val="1"/>
+      <w:numFmt w:val="bullet"/>
+      <w:lvlText w:val="o"/>
+      <w:lvlJc w:val="left"/>
+      <w:pPr>
+        <w:tabs>
+          <w:tab w:val="num" w:pos="1440"/>
+        </w:tabs>
+        <w:ind w:left="1440" w:hanging="360"/>
+      </w:pPr>
+      <w:rPr>
+        <w:rFonts w:ascii="Courier New" w:hAnsi="Courier New" w:hint="default"/>
+        <w:sz w:val="20"/>
+      </w:rPr>
+    </w:lvl>
+    <w:lvl w:ilvl="2" w:tentative="1">
+      <w:start w:val="1"/>
+      <w:numFmt w:val="bullet"/>
+      <w:lvlText w:val=""/>
+      <w:lvlJc w:val="left"/>
+      <w:pPr>
+        <w:tabs>
+          <w:tab w:val="num" w:pos="2160"/>
+        </w:tabs>
+        <w:ind w:left="2160" w:hanging="360"/>
+      </w:pPr>
+      <w:rPr>
+        <w:rFonts w:ascii="Wingdings" w:hAnsi="Wingdings" w:hint="default"/>
+        <w:sz w:val="20"/>
+      </w:rPr>
+    </w:lvl>
+    <w:lvl w:ilvl="3" w:tentative="1">
+      <w:start w:val="1"/>
+      <w:numFmt w:val="bullet"/>
+      <w:lvlText w:val=""/>
+      <w:lvlJc w:val="left"/>
+      <w:pPr>
+        <w:tabs>
+          <w:tab w:val="num" w:pos="2880"/>
+        </w:tabs>
+        <w:ind w:left="2880" w:hanging="360"/>
+      </w:pPr>
+      <w:rPr>
+        <w:rFonts w:ascii="Wingdings" w:hAnsi="Wingdings" w:hint="default"/>
+        <w:sz w:val="20"/>
+      </w:rPr>
+    </w:lvl>
+    <w:lvl w:ilvl="4" w:tentative="1">
+      <w:start w:val="1"/>
+      <w:numFmt w:val="bullet"/>
+      <w:lvlText w:val=""/>
+      <w:lvlJc w:val="left"/>
+      <w:pPr>
+        <w:tabs>
+          <w:tab w:val="num" w:pos="3600"/>
+        </w:tabs>
+        <w:ind w:left="3600" w:hanging="360"/>
+      </w:pPr>
+      <w:rPr>
+        <w:rFonts w:ascii="Wingdings" w:hAnsi="Wingdings" w:hint="default"/>
+        <w:sz w:val="20"/>
+      </w:rPr>
+    </w:lvl>
+    <w:lvl w:ilvl="5" w:tentative="1">
+      <w:start w:val="1"/>
+      <w:numFmt w:val="bullet"/>
+      <w:lvlText w:val=""/>
+      <w:lvlJc w:val="left"/>
+      <w:pPr>
+        <w:tabs>
+          <w:tab w:val="num" w:pos="4320"/>
+        </w:tabs>
+        <w:ind w:left="4320" w:hanging="360"/>
+      </w:pPr>
+      <w:rPr>
+        <w:rFonts w:ascii="Wingdings" w:hAnsi="Wingdings" w:hint="default"/>
+        <w:sz w:val="20"/>
+      </w:rPr>
+    </w:lvl>
+    <w:lvl w:ilvl="6" w:tentative="1">
+      <w:start w:val="1"/>
+      <w:numFmt w:val="bullet"/>
+      <w:lvlText w:val=""/>
+      <w:lvlJc w:val="left"/>
+      <w:pPr>
+        <w:tabs>
+          <w:tab w:val="num" w:pos="5040"/>
+        </w:tabs>
+        <w:ind w:left="5040" w:hanging="360"/>
+      </w:pPr>
+      <w:rPr>
+        <w:rFonts w:ascii="Wingdings" w:hAnsi="Wingdings" w:hint="default"/>
+        <w:sz w:val="20"/>
+      </w:rPr>
+    </w:lvl>
+    <w:lvl w:ilvl="7" w:tentative="1">
+      <w:start w:val="1"/>
+      <w:numFmt w:val="bullet"/>
+      <w:lvlText w:val=""/>
+      <w:lvlJc w:val="left"/>
+      <w:pPr>
+        <w:tabs>
+          <w:tab w:val="num" w:pos="5760"/>
+        </w:tabs>
+        <w:ind w:left="5760" w:hanging="360"/>
+      </w:pPr>
+      <w:rPr>
+        <w:rFonts w:ascii="Wingdings" w:hAnsi="Wingdings" w:hint="default"/>
+        <w:sz w:val="20"/>
+      </w:rPr>
+    </w:lvl>
+    <w:lvl w:ilvl="8" w:tentative="1">
+      <w:start w:val="1"/>
+      <w:numFmt w:val="bullet"/>
+      <w:lvlText w:val=""/>
+      <w:lvlJc w:val="left"/>
+      <w:pPr>
+        <w:tabs>
+          <w:tab w:val="num" w:pos="6480"/>
+        </w:tabs>
+        <w:ind w:left="6480" w:hanging="360"/>
+      </w:pPr>
+      <w:rPr>
+        <w:rFonts w:ascii="Wingdings" w:hAnsi="Wingdings" w:hint="default"/>
+        <w:sz w:val="20"/>
       </w:rPr>
     </w:lvl>
   </w:abstractNum>
@@ -1193,6 +6125,42 @@
   </w:num>
   <w:num w:numId="9" w16cid:durableId="164516579">
     <w:abstractNumId w:val="0"/>
+  </w:num>
+  <w:num w:numId="10" w16cid:durableId="856701734">
+    <w:abstractNumId w:val="15"/>
+  </w:num>
+  <w:num w:numId="11" w16cid:durableId="1812556724">
+    <w:abstractNumId w:val="20"/>
+  </w:num>
+  <w:num w:numId="12" w16cid:durableId="1315380376">
+    <w:abstractNumId w:val="11"/>
+  </w:num>
+  <w:num w:numId="13" w16cid:durableId="1183086738">
+    <w:abstractNumId w:val="12"/>
+  </w:num>
+  <w:num w:numId="14" w16cid:durableId="600989659">
+    <w:abstractNumId w:val="13"/>
+  </w:num>
+  <w:num w:numId="15" w16cid:durableId="379742237">
+    <w:abstractNumId w:val="10"/>
+  </w:num>
+  <w:num w:numId="16" w16cid:durableId="995112741">
+    <w:abstractNumId w:val="19"/>
+  </w:num>
+  <w:num w:numId="17" w16cid:durableId="628628114">
+    <w:abstractNumId w:val="16"/>
+  </w:num>
+  <w:num w:numId="18" w16cid:durableId="296450214">
+    <w:abstractNumId w:val="9"/>
+  </w:num>
+  <w:num w:numId="19" w16cid:durableId="1448542603">
+    <w:abstractNumId w:val="14"/>
+  </w:num>
+  <w:num w:numId="20" w16cid:durableId="1921209698">
+    <w:abstractNumId w:val="18"/>
+  </w:num>
+  <w:num w:numId="21" w16cid:durableId="238173414">
+    <w:abstractNumId w:val="17"/>
   </w:num>
 </w:numbering>
 </file>
@@ -1800,7 +6768,6 @@
   <w:style w:type="character" w:default="1" w:styleId="Policepardfaut">
     <w:name w:val="Default Paragraph Font"/>
     <w:uiPriority w:val="1"/>
-    <w:semiHidden/>
     <w:unhideWhenUsed/>
   </w:style>
   <w:style w:type="table" w:default="1" w:styleId="TableauNormal">
